--- a/vvdn/converters/ac-dc/uncontrolled-rectifiers.docx
+++ b/vvdn/converters/ac-dc/uncontrolled-rectifiers.docx
@@ -140,35 +140,96 @@
                 <w:color w:val="2D3748"/>
                 <w:sz w:val="18"/>
               </w:rPr>
-              <w:t xml:space="preserve">                     Single-Phase Full-Wave Diode Bridge</w:t>
+              <w:t>========================================================================================================================</w:t>
               <w:br/>
-              <w:t xml:space="preserve">           AC Line ───┬───────────────────────────────┐</w:t>
+              <w:t xml:space="preserve">     DETAILED HARDWARE SCHEMATIC: SINGLE-PHASE AC-DC BRIDGE RECTIFIER WITH FRONTEND EMI &amp; INRUSH PROTECTION</w:t>
               <w:br/>
-              <w:t xml:space="preserve">                      │                               │</w:t>
+              <w:t>========================================================================================================================</w:t>
               <w:br/>
-              <w:t xml:space="preserve">                     ┌┴┐ D1                          ┌┴┐ D3</w:t>
               <w:br/>
-              <w:t xml:space="preserve">                     │&gt;│                             │&gt;│</w:t>
+              <w:t xml:space="preserve">    AC LINE (230V RMS) ──[ F1: 6.3A Time-Lag ]──[ NTC: 10Ω/5A Inrush ]──┬──────────────────┐</w:t>
               <w:br/>
-              <w:t xml:space="preserve">                     └┬┘                             └┬┘</w:t>
+              <w:t xml:space="preserve">                                                 (Relay K1 Bypass)      │                  │</w:t>
               <w:br/>
-              <w:t xml:space="preserve">                      ├─── Node DC+ ──────────────────┼───────┬───[ NTC / Fuse ]───┬───&gt; +Vdc</w:t>
+              <w:t xml:space="preserve">                                                                       ┌┴┐ MOV1           ┌┴┐ CX1: X2 Cap</w:t>
               <w:br/>
-              <w:t xml:space="preserve">                      │                               │       │                    │</w:t>
+              <w:t xml:space="preserve">                                                                       │ │ 14D471K        │ │ 0.47µF / 310VAC</w:t>
               <w:br/>
-              <w:t xml:space="preserve">                     ┌┴┐ D4                          ┌┴┐ D2  ┌┴┐                  ┌┴┐</w:t>
+              <w:t xml:space="preserve">                                                                       └┬┘ (Surge 4.5kA)  └┬┘ (Differential EMI)</w:t>
               <w:br/>
-              <w:t xml:space="preserve">                     │&gt;│                             │&gt;│     │ │ C_bulk           │ │ R_load</w:t>
+              <w:t xml:space="preserve">                                                                        │                  │</w:t>
               <w:br/>
-              <w:t xml:space="preserve">                     └┬┘                             └┬┘     └┬┘                  └┬┘</w:t>
+              <w:t xml:space="preserve">    AC NEUT (0V RMS) ───────────────────────────────────────────────────┼──────────────────┴───+</w:t>
               <w:br/>
-              <w:t xml:space="preserve">                      │                               │       │                    │</w:t>
+              <w:t xml:space="preserve">                                                                        │                      │</w:t>
               <w:br/>
-              <w:t xml:space="preserve">                      ├─── Node DC- ──────────────────┼───────┴────────────────────┴───&gt; -Vdc (GND)</w:t>
+              <w:t xml:space="preserve">                                                                        │  COMMON-MODE CHOKE   │</w:t>
               <w:br/>
-              <w:t xml:space="preserve">                      │                               │</w:t>
+              <w:t xml:space="preserve">                                                                        ├──[ CMC1: 2x 15mH ]───┼──────────┐</w:t>
               <w:br/>
-              <w:t xml:space="preserve">         AC Neutral ──┴───────────────────────────────┘</w:t>
+              <w:t xml:space="preserve">                                                                        │  Wurth 744825315     │          │</w:t>
+              <w:br/>
+              <w:t xml:space="preserve">                                                                        │                      │          │</w:t>
+              <w:br/>
+              <w:t xml:space="preserve">                                                                       ┌┴┐ CY1                ┌┴┐ CY2     │</w:t>
+              <w:br/>
+              <w:t xml:space="preserve">                                                                       │ │ 2.2nF/400V Y2      │ │ 2.2nF   │</w:t>
+              <w:br/>
+              <w:t xml:space="preserve">                                                                       └┬┘                    └┬┘         │</w:t>
+              <w:br/>
+              <w:t xml:space="preserve">    EARTH (PE) ─────────────────────────────────────────────────────────┴──────────────────────┴───+      │</w:t>
+              <w:br/>
+              <w:t xml:space="preserve">                                                                                                   │      │</w:t>
+              <w:br/>
+              <w:t xml:space="preserve">                                            +---[ FULL-WAVE BRIDGE RECTIFIER (e.g. GBU808: 800V/8A) ]------+</w:t>
+              <w:br/>
+              <w:t xml:space="preserve">                                            |                                                              |</w:t>
+              <w:br/>
+              <w:t xml:space="preserve">                                            |     [ AC1: Pin 2 ] ------------------------------------------+</w:t>
+              <w:br/>
+              <w:t xml:space="preserve">                                            |     [ AC2: Pin 3 ] &lt;-----------------------------------------+</w:t>
+              <w:br/>
+              <w:t xml:space="preserve">                                            |                                                              |</w:t>
+              <w:br/>
+              <w:t xml:space="preserve">                                            |     [ +DC: Pin 1 ] ──────────────┬───────────────────────────+</w:t>
+              <w:br/>
+              <w:t xml:space="preserve">                                            |     [ -DC: Pin 4 ] ──┐           │</w:t>
+              <w:br/>
+              <w:t xml:space="preserve">                                            +----------------------|-----------|---------------------------+</w:t>
+              <w:br/>
+              <w:t xml:space="preserve">                                                                   │           │</w:t>
+              <w:br/>
+              <w:t xml:space="preserve">                                                                   │           +=== +VDC BUS (+325V Peak DC)</w:t>
+              <w:br/>
+              <w:t xml:space="preserve">                                                                   │           │</w:t>
+              <w:br/>
+              <w:t xml:space="preserve">                                                                   │          ┌┴──────────────────┐</w:t>
+              <w:br/>
+              <w:t xml:space="preserve">                                                                   │          │ C_BULK BANK       │</w:t>
+              <w:br/>
+              <w:t xml:space="preserve">                                                                   │         ┌┴┐ 2x 470µF/450V   ┌┴┐ C_HF_CER</w:t>
+              <w:br/>
+              <w:t xml:space="preserve">                                                                   │         │ │ Aluminum Elec.  │ │ 2x 0.47µF/630V</w:t>
+              <w:br/>
+              <w:t xml:space="preserve">                                                                   │         └┬┘ (Low ESR)       └┬┘ Film / X7R</w:t>
+              <w:br/>
+              <w:t xml:space="preserve">                                                                   │          │                   │</w:t>
+              <w:br/>
+              <w:t xml:space="preserve">                                                                   │          │      +VDC         │</w:t>
+              <w:br/>
+              <w:t xml:space="preserve">                                                                   │          │        │          │</w:t>
+              <w:br/>
+              <w:t xml:space="preserve">                                                                   │          │     [ R_bleed1: 150kΩ / 1W ]</w:t>
+              <w:br/>
+              <w:t xml:space="preserve">                                                                   │          │     [ R_bleed2: 150kΩ / 1W ]</w:t>
+              <w:br/>
+              <w:t xml:space="preserve">                                                                   │          │        │          │</w:t>
+              <w:br/>
+              <w:t xml:space="preserve">                                                                   │          │     (Safety Discharge)</w:t>
+              <w:br/>
+              <w:t xml:space="preserve">                                                                   │          │        │          │</w:t>
+              <w:br/>
+              <w:t xml:space="preserve">                                                                   +──────────┴────────+──────────┴───&gt; -VDC (DC Return GND)</w:t>
             </w:r>
           </w:p>
         </w:tc>
@@ -177,199 +238,2116 @@
     <w:p/>
     <w:p>
       <w:pPr>
-        <w:pStyle w:val="ListBullet"/>
-        <w:spacing w:after="40"/>
-        <w:ind w:left="360"/>
+        <w:spacing w:before="160" w:after="80"/>
       </w:pPr>
       <w:r>
         <w:rPr>
           <w:b/>
-          <w:color w:val="282C34"/>
-          <w:sz w:val="21"/>
+          <w:color w:val="4682B4"/>
+          <w:sz w:val="24"/>
         </w:rPr>
-        <w:t>Positive Half-Cycle ($v_{ac} &gt; 0$)</w:t>
-      </w:r>
-      <w:r>
-        <w:rPr>
-          <w:color w:val="282C34"/>
-          <w:sz w:val="21"/>
-        </w:rPr>
-        <w:t xml:space="preserve">: Current flows from AC Line through diode </w:t>
-      </w:r>
-      <w:r>
-        <w:rPr>
-          <w:i/>
-          <w:color w:val="145AA0"/>
-          <w:sz w:val="21"/>
-        </w:rPr>
-        <w:t>D_1</w:t>
-      </w:r>
-      <w:r>
-        <w:rPr>
-          <w:color w:val="282C34"/>
-          <w:sz w:val="21"/>
-        </w:rPr>
-        <w:t xml:space="preserve"> into </w:t>
-      </w:r>
-      <w:r>
-        <w:rPr>
-          <w:i/>
-          <w:color w:val="145AA0"/>
-          <w:sz w:val="21"/>
-        </w:rPr>
-        <w:t>C_{bulk</w:t>
-      </w:r>
-      <w:r>
-        <w:rPr>
-          <w:color w:val="282C34"/>
-          <w:sz w:val="21"/>
-        </w:rPr>
-        <w:t xml:space="preserve"> and returns through diode </w:t>
-      </w:r>
-      <w:r>
-        <w:rPr>
-          <w:i/>
-          <w:color w:val="145AA0"/>
-          <w:sz w:val="21"/>
-        </w:rPr>
-        <w:t>D_2</w:t>
-      </w:r>
-      <w:r>
-        <w:rPr>
-          <w:color w:val="282C34"/>
-          <w:sz w:val="21"/>
-        </w:rPr>
-        <w:t xml:space="preserve"> to AC Neutral.</w:t>
+        <w:t>1.1 Detailed Component Connection Netlist &amp; Terminal Details:</w:t>
       </w:r>
     </w:p>
+    <w:tbl>
+      <w:tblPr>
+        <w:tblW w:type="auto" w:w="0"/>
+        <w:jc w:val="center"/>
+        <w:tblLook w:firstColumn="1" w:firstRow="1" w:lastColumn="0" w:lastRow="0" w:noHBand="0" w:noVBand="1" w:val="04A0"/>
+        <w:tblBorders>
+          <w:top w:val="single" w:sz="4" w:space="0" w:color="D0D7DE"/>
+          <w:left w:val="none"/>
+          <w:bottom w:val="single" w:sz="8" w:space="0" w:color="D0D7DE"/>
+          <w:right w:val="none"/>
+          <w:insideH w:val="single" w:sz="4" w:space="0" w:color="D0D7DE"/>
+          <w:insideV w:val="none"/>
+        </w:tblBorders>
+      </w:tblPr>
+      <w:tblGrid>
+        <w:gridCol w:w="1958"/>
+        <w:gridCol w:w="1958"/>
+        <w:gridCol w:w="1958"/>
+        <w:gridCol w:w="1958"/>
+        <w:gridCol w:w="1958"/>
+      </w:tblGrid>
+      <w:tr>
+        <w:tc>
+          <w:tcPr>
+            <w:tcW w:type="dxa" w:w="1958"/>
+            <w:shd w:fill="204A6E"/>
+            <w:tcMar>
+              <w:top w:w="100" w:type="dxa"/>
+              <w:bottom w:w="100" w:type="dxa"/>
+              <w:left w:w="120" w:type="dxa"/>
+              <w:right w:w="120" w:type="dxa"/>
+            </w:tcMar>
+            <w:vAlign w:val="center"/>
+          </w:tcPr>
+          <w:p>
+            <w:pPr>
+              <w:spacing w:after="0"/>
+            </w:pPr>
+            <w:r>
+              <w:rPr>
+                <w:b/>
+                <w:color w:val="FFFFFF"/>
+                <w:sz w:val="19"/>
+              </w:rPr>
+              <w:t>Net Name</w:t>
+            </w:r>
+          </w:p>
+        </w:tc>
+        <w:tc>
+          <w:tcPr>
+            <w:tcW w:type="dxa" w:w="1958"/>
+            <w:shd w:fill="204A6E"/>
+            <w:tcMar>
+              <w:top w:w="100" w:type="dxa"/>
+              <w:bottom w:w="100" w:type="dxa"/>
+              <w:left w:w="120" w:type="dxa"/>
+              <w:right w:w="120" w:type="dxa"/>
+            </w:tcMar>
+            <w:vAlign w:val="center"/>
+          </w:tcPr>
+          <w:p>
+            <w:pPr>
+              <w:spacing w:after="0"/>
+            </w:pPr>
+            <w:r>
+              <w:rPr>
+                <w:b/>
+                <w:color w:val="FFFFFF"/>
+                <w:sz w:val="19"/>
+              </w:rPr>
+              <w:t>Source (Pin / Terminal)</w:t>
+            </w:r>
+          </w:p>
+        </w:tc>
+        <w:tc>
+          <w:tcPr>
+            <w:tcW w:type="dxa" w:w="1958"/>
+            <w:shd w:fill="204A6E"/>
+            <w:tcMar>
+              <w:top w:w="100" w:type="dxa"/>
+              <w:bottom w:w="100" w:type="dxa"/>
+              <w:left w:w="120" w:type="dxa"/>
+              <w:right w:w="120" w:type="dxa"/>
+            </w:tcMar>
+            <w:vAlign w:val="center"/>
+          </w:tcPr>
+          <w:p>
+            <w:pPr>
+              <w:spacing w:after="0"/>
+            </w:pPr>
+            <w:r>
+              <w:rPr>
+                <w:b/>
+                <w:color w:val="FFFFFF"/>
+                <w:sz w:val="19"/>
+              </w:rPr>
+              <w:t>Destination (Pin / Terminal)</w:t>
+            </w:r>
+          </w:p>
+        </w:tc>
+        <w:tc>
+          <w:tcPr>
+            <w:tcW w:type="dxa" w:w="1958"/>
+            <w:shd w:fill="204A6E"/>
+            <w:tcMar>
+              <w:top w:w="100" w:type="dxa"/>
+              <w:bottom w:w="100" w:type="dxa"/>
+              <w:left w:w="120" w:type="dxa"/>
+              <w:right w:w="120" w:type="dxa"/>
+            </w:tcMar>
+            <w:vAlign w:val="center"/>
+          </w:tcPr>
+          <w:p>
+            <w:pPr>
+              <w:spacing w:after="0"/>
+            </w:pPr>
+            <w:r>
+              <w:rPr>
+                <w:b/>
+                <w:color w:val="FFFFFF"/>
+                <w:sz w:val="19"/>
+              </w:rPr>
+              <w:t>Electrical Function</w:t>
+            </w:r>
+          </w:p>
+        </w:tc>
+        <w:tc>
+          <w:tcPr>
+            <w:tcW w:type="dxa" w:w="1958"/>
+            <w:shd w:fill="204A6E"/>
+            <w:tcMar>
+              <w:top w:w="100" w:type="dxa"/>
+              <w:bottom w:w="100" w:type="dxa"/>
+              <w:left w:w="120" w:type="dxa"/>
+              <w:right w:w="120" w:type="dxa"/>
+            </w:tcMar>
+            <w:vAlign w:val="center"/>
+          </w:tcPr>
+          <w:p>
+            <w:pPr>
+              <w:spacing w:after="0"/>
+            </w:pPr>
+            <w:r>
+              <w:rPr>
+                <w:b/>
+                <w:color w:val="FFFFFF"/>
+                <w:sz w:val="19"/>
+              </w:rPr>
+              <w:t>Hardware Engineering Notes</w:t>
+            </w:r>
+          </w:p>
+        </w:tc>
+      </w:tr>
+      <w:tr>
+        <w:tc>
+          <w:tcPr>
+            <w:tcW w:type="dxa" w:w="1958"/>
+            <w:tcMar>
+              <w:top w:w="80" w:type="dxa"/>
+              <w:bottom w:w="80" w:type="dxa"/>
+              <w:left w:w="120" w:type="dxa"/>
+              <w:right w:w="120" w:type="dxa"/>
+            </w:tcMar>
+            <w:vAlign w:val="center"/>
+          </w:tcPr>
+          <w:p>
+            <w:pPr>
+              <w:spacing w:after="0"/>
+            </w:pPr>
+            <w:r>
+              <w:rPr>
+                <w:b/>
+                <w:color w:val="282C34"/>
+                <w:sz w:val="18"/>
+              </w:rPr>
+              <w:t>AC_LINE_RAW</w:t>
+            </w:r>
+          </w:p>
+        </w:tc>
+        <w:tc>
+          <w:tcPr>
+            <w:tcW w:type="dxa" w:w="1958"/>
+            <w:tcMar>
+              <w:top w:w="80" w:type="dxa"/>
+              <w:bottom w:w="80" w:type="dxa"/>
+              <w:left w:w="120" w:type="dxa"/>
+              <w:right w:w="120" w:type="dxa"/>
+            </w:tcMar>
+            <w:vAlign w:val="center"/>
+          </w:tcPr>
+          <w:p>
+            <w:pPr>
+              <w:spacing w:after="0"/>
+            </w:pPr>
+            <w:r>
+              <w:rPr>
+                <w:color w:val="282C34"/>
+                <w:sz w:val="18"/>
+              </w:rPr>
+              <w:t>AC Input IEC C14 Receptacle (L)</w:t>
+            </w:r>
+          </w:p>
+        </w:tc>
+        <w:tc>
+          <w:tcPr>
+            <w:tcW w:type="dxa" w:w="1958"/>
+            <w:tcMar>
+              <w:top w:w="80" w:type="dxa"/>
+              <w:bottom w:w="80" w:type="dxa"/>
+              <w:left w:w="120" w:type="dxa"/>
+              <w:right w:w="120" w:type="dxa"/>
+            </w:tcMar>
+            <w:vAlign w:val="center"/>
+          </w:tcPr>
+          <w:p>
+            <w:pPr>
+              <w:spacing w:after="0"/>
+            </w:pPr>
+            <w:r>
+              <w:rPr>
+                <w:color w:val="282C34"/>
+                <w:sz w:val="18"/>
+              </w:rPr>
+              <w:t xml:space="preserve">Fuse </w:t>
+            </w:r>
+            <w:r>
+              <w:rPr>
+                <w:i/>
+                <w:color w:val="145AA0"/>
+                <w:sz w:val="18"/>
+              </w:rPr>
+              <w:t>F_1</w:t>
+            </w:r>
+            <w:r>
+              <w:rPr>
+                <w:color w:val="282C34"/>
+                <w:sz w:val="18"/>
+              </w:rPr>
+              <w:t xml:space="preserve"> Input</w:t>
+            </w:r>
+          </w:p>
+        </w:tc>
+        <w:tc>
+          <w:tcPr>
+            <w:tcW w:type="dxa" w:w="1958"/>
+            <w:tcMar>
+              <w:top w:w="80" w:type="dxa"/>
+              <w:bottom w:w="80" w:type="dxa"/>
+              <w:left w:w="120" w:type="dxa"/>
+              <w:right w:w="120" w:type="dxa"/>
+            </w:tcMar>
+            <w:vAlign w:val="center"/>
+          </w:tcPr>
+          <w:p>
+            <w:pPr>
+              <w:spacing w:after="0"/>
+            </w:pPr>
+            <w:r>
+              <w:rPr>
+                <w:color w:val="282C34"/>
+                <w:sz w:val="18"/>
+              </w:rPr>
+              <w:t>230V AC Live utility mains</w:t>
+            </w:r>
+          </w:p>
+        </w:tc>
+        <w:tc>
+          <w:tcPr>
+            <w:tcW w:type="dxa" w:w="1958"/>
+            <w:tcMar>
+              <w:top w:w="80" w:type="dxa"/>
+              <w:bottom w:w="80" w:type="dxa"/>
+              <w:left w:w="120" w:type="dxa"/>
+              <w:right w:w="120" w:type="dxa"/>
+            </w:tcMar>
+            <w:vAlign w:val="center"/>
+          </w:tcPr>
+          <w:p>
+            <w:pPr>
+              <w:spacing w:after="0"/>
+            </w:pPr>
+            <w:r>
+              <w:rPr>
+                <w:color w:val="282C34"/>
+                <w:sz w:val="18"/>
+              </w:rPr>
+              <w:t>Sized for 6.3A time-lag rating to survive startup capacitive charging surges.</w:t>
+            </w:r>
+          </w:p>
+        </w:tc>
+      </w:tr>
+      <w:tr>
+        <w:tc>
+          <w:tcPr>
+            <w:tcW w:type="dxa" w:w="1958"/>
+            <w:shd w:fill="F4F7F9"/>
+            <w:tcMar>
+              <w:top w:w="80" w:type="dxa"/>
+              <w:bottom w:w="80" w:type="dxa"/>
+              <w:left w:w="120" w:type="dxa"/>
+              <w:right w:w="120" w:type="dxa"/>
+            </w:tcMar>
+            <w:vAlign w:val="center"/>
+          </w:tcPr>
+          <w:p>
+            <w:pPr>
+              <w:spacing w:after="0"/>
+            </w:pPr>
+            <w:r>
+              <w:rPr>
+                <w:b/>
+                <w:color w:val="282C34"/>
+                <w:sz w:val="18"/>
+              </w:rPr>
+              <w:t>AC_LINE_PROT</w:t>
+            </w:r>
+          </w:p>
+        </w:tc>
+        <w:tc>
+          <w:tcPr>
+            <w:tcW w:type="dxa" w:w="1958"/>
+            <w:shd w:fill="F4F7F9"/>
+            <w:tcMar>
+              <w:top w:w="80" w:type="dxa"/>
+              <w:bottom w:w="80" w:type="dxa"/>
+              <w:left w:w="120" w:type="dxa"/>
+              <w:right w:w="120" w:type="dxa"/>
+            </w:tcMar>
+            <w:vAlign w:val="center"/>
+          </w:tcPr>
+          <w:p>
+            <w:pPr>
+              <w:spacing w:after="0"/>
+            </w:pPr>
+            <w:r>
+              <w:rPr>
+                <w:color w:val="282C34"/>
+                <w:sz w:val="18"/>
+              </w:rPr>
+              <w:t xml:space="preserve">Fuse </w:t>
+            </w:r>
+            <w:r>
+              <w:rPr>
+                <w:i/>
+                <w:color w:val="145AA0"/>
+                <w:sz w:val="18"/>
+              </w:rPr>
+              <w:t>F_1</w:t>
+            </w:r>
+            <w:r>
+              <w:rPr>
+                <w:color w:val="282C34"/>
+                <w:sz w:val="18"/>
+              </w:rPr>
+              <w:t xml:space="preserve"> Output</w:t>
+            </w:r>
+          </w:p>
+        </w:tc>
+        <w:tc>
+          <w:tcPr>
+            <w:tcW w:type="dxa" w:w="1958"/>
+            <w:shd w:fill="F4F7F9"/>
+            <w:tcMar>
+              <w:top w:w="80" w:type="dxa"/>
+              <w:bottom w:w="80" w:type="dxa"/>
+              <w:left w:w="120" w:type="dxa"/>
+              <w:right w:w="120" w:type="dxa"/>
+            </w:tcMar>
+            <w:vAlign w:val="center"/>
+          </w:tcPr>
+          <w:p>
+            <w:pPr>
+              <w:spacing w:after="0"/>
+            </w:pPr>
+            <w:r>
+              <w:rPr>
+                <w:color w:val="282C34"/>
+                <w:sz w:val="18"/>
+              </w:rPr>
+              <w:t xml:space="preserve">NTC Thermistor Pin 1, MOV1 Pin 1, </w:t>
+            </w:r>
+            <w:r>
+              <w:rPr>
+                <w:i/>
+                <w:color w:val="145AA0"/>
+                <w:sz w:val="18"/>
+              </w:rPr>
+              <w:t>C_{X1</w:t>
+            </w:r>
+            <w:r>
+              <w:rPr>
+                <w:color w:val="282C34"/>
+                <w:sz w:val="18"/>
+              </w:rPr>
+              <w:t xml:space="preserve"> Pin 1</w:t>
+            </w:r>
+          </w:p>
+        </w:tc>
+        <w:tc>
+          <w:tcPr>
+            <w:tcW w:type="dxa" w:w="1958"/>
+            <w:shd w:fill="F4F7F9"/>
+            <w:tcMar>
+              <w:top w:w="80" w:type="dxa"/>
+              <w:bottom w:w="80" w:type="dxa"/>
+              <w:left w:w="120" w:type="dxa"/>
+              <w:right w:w="120" w:type="dxa"/>
+            </w:tcMar>
+            <w:vAlign w:val="center"/>
+          </w:tcPr>
+          <w:p>
+            <w:pPr>
+              <w:spacing w:after="0"/>
+            </w:pPr>
+            <w:r>
+              <w:rPr>
+                <w:color w:val="282C34"/>
+                <w:sz w:val="18"/>
+              </w:rPr>
+              <w:t>Protected Live rail</w:t>
+            </w:r>
+          </w:p>
+        </w:tc>
+        <w:tc>
+          <w:tcPr>
+            <w:tcW w:type="dxa" w:w="1958"/>
+            <w:shd w:fill="F4F7F9"/>
+            <w:tcMar>
+              <w:top w:w="80" w:type="dxa"/>
+              <w:bottom w:w="80" w:type="dxa"/>
+              <w:left w:w="120" w:type="dxa"/>
+              <w:right w:w="120" w:type="dxa"/>
+            </w:tcMar>
+            <w:vAlign w:val="center"/>
+          </w:tcPr>
+          <w:p>
+            <w:pPr>
+              <w:spacing w:after="0"/>
+            </w:pPr>
+            <w:r>
+              <w:rPr>
+                <w:color w:val="282C34"/>
+                <w:sz w:val="18"/>
+              </w:rPr>
+              <w:t xml:space="preserve">MOV1 clamps line voltage spikes exceeding </w:t>
+            </w:r>
+            <w:r>
+              <w:rPr>
+                <w:i/>
+                <w:color w:val="145AA0"/>
+                <w:sz w:val="18"/>
+              </w:rPr>
+              <w:t>385\,V_{RMS / 505\,V_{DC</w:t>
+            </w:r>
+            <w:r>
+              <w:rPr>
+                <w:color w:val="282C34"/>
+                <w:sz w:val="18"/>
+              </w:rPr>
+              <w:t>.</w:t>
+            </w:r>
+          </w:p>
+        </w:tc>
+      </w:tr>
+      <w:tr>
+        <w:tc>
+          <w:tcPr>
+            <w:tcW w:type="dxa" w:w="1958"/>
+            <w:tcMar>
+              <w:top w:w="80" w:type="dxa"/>
+              <w:bottom w:w="80" w:type="dxa"/>
+              <w:left w:w="120" w:type="dxa"/>
+              <w:right w:w="120" w:type="dxa"/>
+            </w:tcMar>
+            <w:vAlign w:val="center"/>
+          </w:tcPr>
+          <w:p>
+            <w:pPr>
+              <w:spacing w:after="0"/>
+            </w:pPr>
+            <w:r>
+              <w:rPr>
+                <w:b/>
+                <w:color w:val="282C34"/>
+                <w:sz w:val="18"/>
+              </w:rPr>
+              <w:t>AC1 (Bridge)</w:t>
+            </w:r>
+          </w:p>
+        </w:tc>
+        <w:tc>
+          <w:tcPr>
+            <w:tcW w:type="dxa" w:w="1958"/>
+            <w:tcMar>
+              <w:top w:w="80" w:type="dxa"/>
+              <w:bottom w:w="80" w:type="dxa"/>
+              <w:left w:w="120" w:type="dxa"/>
+              <w:right w:w="120" w:type="dxa"/>
+            </w:tcMar>
+            <w:vAlign w:val="center"/>
+          </w:tcPr>
+          <w:p>
+            <w:pPr>
+              <w:spacing w:after="0"/>
+            </w:pPr>
+            <w:r>
+              <w:rPr>
+                <w:color w:val="282C34"/>
+                <w:sz w:val="18"/>
+              </w:rPr>
+              <w:t>Common Mode Choke Pin 2</w:t>
+            </w:r>
+          </w:p>
+        </w:tc>
+        <w:tc>
+          <w:tcPr>
+            <w:tcW w:type="dxa" w:w="1958"/>
+            <w:tcMar>
+              <w:top w:w="80" w:type="dxa"/>
+              <w:bottom w:w="80" w:type="dxa"/>
+              <w:left w:w="120" w:type="dxa"/>
+              <w:right w:w="120" w:type="dxa"/>
+            </w:tcMar>
+            <w:vAlign w:val="center"/>
+          </w:tcPr>
+          <w:p>
+            <w:pPr>
+              <w:spacing w:after="0"/>
+            </w:pPr>
+            <w:r>
+              <w:rPr>
+                <w:color w:val="282C34"/>
+                <w:sz w:val="18"/>
+              </w:rPr>
+              <w:t>GBU808 Bridge Rectifier Pin 2 (AC1)</w:t>
+            </w:r>
+          </w:p>
+        </w:tc>
+        <w:tc>
+          <w:tcPr>
+            <w:tcW w:type="dxa" w:w="1958"/>
+            <w:tcMar>
+              <w:top w:w="80" w:type="dxa"/>
+              <w:bottom w:w="80" w:type="dxa"/>
+              <w:left w:w="120" w:type="dxa"/>
+              <w:right w:w="120" w:type="dxa"/>
+            </w:tcMar>
+            <w:vAlign w:val="center"/>
+          </w:tcPr>
+          <w:p>
+            <w:pPr>
+              <w:spacing w:after="0"/>
+            </w:pPr>
+            <w:r>
+              <w:rPr>
+                <w:color w:val="282C34"/>
+                <w:sz w:val="18"/>
+              </w:rPr>
+              <w:t>Filtered AC Line input</w:t>
+            </w:r>
+          </w:p>
+        </w:tc>
+        <w:tc>
+          <w:tcPr>
+            <w:tcW w:type="dxa" w:w="1958"/>
+            <w:tcMar>
+              <w:top w:w="80" w:type="dxa"/>
+              <w:bottom w:w="80" w:type="dxa"/>
+              <w:left w:w="120" w:type="dxa"/>
+              <w:right w:w="120" w:type="dxa"/>
+            </w:tcMar>
+            <w:vAlign w:val="center"/>
+          </w:tcPr>
+          <w:p>
+            <w:pPr>
+              <w:spacing w:after="0"/>
+            </w:pPr>
+            <w:r>
+              <w:rPr>
+                <w:color w:val="282C34"/>
+                <w:sz w:val="18"/>
+              </w:rPr>
+              <w:t xml:space="preserve">Input to leg formed by top diode </w:t>
+            </w:r>
+            <w:r>
+              <w:rPr>
+                <w:i/>
+                <w:color w:val="145AA0"/>
+                <w:sz w:val="18"/>
+              </w:rPr>
+              <w:t>D_1</w:t>
+            </w:r>
+            <w:r>
+              <w:rPr>
+                <w:color w:val="282C34"/>
+                <w:sz w:val="18"/>
+              </w:rPr>
+              <w:t xml:space="preserve"> and bottom diode </w:t>
+            </w:r>
+            <w:r>
+              <w:rPr>
+                <w:i/>
+                <w:color w:val="145AA0"/>
+                <w:sz w:val="18"/>
+              </w:rPr>
+              <w:t>D_4</w:t>
+            </w:r>
+            <w:r>
+              <w:rPr>
+                <w:color w:val="282C34"/>
+                <w:sz w:val="18"/>
+              </w:rPr>
+              <w:t>.</w:t>
+            </w:r>
+          </w:p>
+        </w:tc>
+      </w:tr>
+      <w:tr>
+        <w:tc>
+          <w:tcPr>
+            <w:tcW w:type="dxa" w:w="1958"/>
+            <w:shd w:fill="F4F7F9"/>
+            <w:tcMar>
+              <w:top w:w="80" w:type="dxa"/>
+              <w:bottom w:w="80" w:type="dxa"/>
+              <w:left w:w="120" w:type="dxa"/>
+              <w:right w:w="120" w:type="dxa"/>
+            </w:tcMar>
+            <w:vAlign w:val="center"/>
+          </w:tcPr>
+          <w:p>
+            <w:pPr>
+              <w:spacing w:after="0"/>
+            </w:pPr>
+            <w:r>
+              <w:rPr>
+                <w:b/>
+                <w:color w:val="282C34"/>
+                <w:sz w:val="18"/>
+              </w:rPr>
+              <w:t>AC2 (Bridge)</w:t>
+            </w:r>
+          </w:p>
+        </w:tc>
+        <w:tc>
+          <w:tcPr>
+            <w:tcW w:type="dxa" w:w="1958"/>
+            <w:shd w:fill="F4F7F9"/>
+            <w:tcMar>
+              <w:top w:w="80" w:type="dxa"/>
+              <w:bottom w:w="80" w:type="dxa"/>
+              <w:left w:w="120" w:type="dxa"/>
+              <w:right w:w="120" w:type="dxa"/>
+            </w:tcMar>
+            <w:vAlign w:val="center"/>
+          </w:tcPr>
+          <w:p>
+            <w:pPr>
+              <w:spacing w:after="0"/>
+            </w:pPr>
+            <w:r>
+              <w:rPr>
+                <w:color w:val="282C34"/>
+                <w:sz w:val="18"/>
+              </w:rPr>
+              <w:t>Common Mode Choke Pin 4</w:t>
+            </w:r>
+          </w:p>
+        </w:tc>
+        <w:tc>
+          <w:tcPr>
+            <w:tcW w:type="dxa" w:w="1958"/>
+            <w:shd w:fill="F4F7F9"/>
+            <w:tcMar>
+              <w:top w:w="80" w:type="dxa"/>
+              <w:bottom w:w="80" w:type="dxa"/>
+              <w:left w:w="120" w:type="dxa"/>
+              <w:right w:w="120" w:type="dxa"/>
+            </w:tcMar>
+            <w:vAlign w:val="center"/>
+          </w:tcPr>
+          <w:p>
+            <w:pPr>
+              <w:spacing w:after="0"/>
+            </w:pPr>
+            <w:r>
+              <w:rPr>
+                <w:color w:val="282C34"/>
+                <w:sz w:val="18"/>
+              </w:rPr>
+              <w:t>GBU808 Bridge Rectifier Pin 3 (AC2)</w:t>
+            </w:r>
+          </w:p>
+        </w:tc>
+        <w:tc>
+          <w:tcPr>
+            <w:tcW w:type="dxa" w:w="1958"/>
+            <w:shd w:fill="F4F7F9"/>
+            <w:tcMar>
+              <w:top w:w="80" w:type="dxa"/>
+              <w:bottom w:w="80" w:type="dxa"/>
+              <w:left w:w="120" w:type="dxa"/>
+              <w:right w:w="120" w:type="dxa"/>
+            </w:tcMar>
+            <w:vAlign w:val="center"/>
+          </w:tcPr>
+          <w:p>
+            <w:pPr>
+              <w:spacing w:after="0"/>
+            </w:pPr>
+            <w:r>
+              <w:rPr>
+                <w:color w:val="282C34"/>
+                <w:sz w:val="18"/>
+              </w:rPr>
+              <w:t>Filtered AC Neutral input</w:t>
+            </w:r>
+          </w:p>
+        </w:tc>
+        <w:tc>
+          <w:tcPr>
+            <w:tcW w:type="dxa" w:w="1958"/>
+            <w:shd w:fill="F4F7F9"/>
+            <w:tcMar>
+              <w:top w:w="80" w:type="dxa"/>
+              <w:bottom w:w="80" w:type="dxa"/>
+              <w:left w:w="120" w:type="dxa"/>
+              <w:right w:w="120" w:type="dxa"/>
+            </w:tcMar>
+            <w:vAlign w:val="center"/>
+          </w:tcPr>
+          <w:p>
+            <w:pPr>
+              <w:spacing w:after="0"/>
+            </w:pPr>
+            <w:r>
+              <w:rPr>
+                <w:color w:val="282C34"/>
+                <w:sz w:val="18"/>
+              </w:rPr>
+              <w:t xml:space="preserve">Input to leg formed by top diode </w:t>
+            </w:r>
+            <w:r>
+              <w:rPr>
+                <w:i/>
+                <w:color w:val="145AA0"/>
+                <w:sz w:val="18"/>
+              </w:rPr>
+              <w:t>D_3</w:t>
+            </w:r>
+            <w:r>
+              <w:rPr>
+                <w:color w:val="282C34"/>
+                <w:sz w:val="18"/>
+              </w:rPr>
+              <w:t xml:space="preserve"> and bottom diode </w:t>
+            </w:r>
+            <w:r>
+              <w:rPr>
+                <w:i/>
+                <w:color w:val="145AA0"/>
+                <w:sz w:val="18"/>
+              </w:rPr>
+              <w:t>D_2</w:t>
+            </w:r>
+            <w:r>
+              <w:rPr>
+                <w:color w:val="282C34"/>
+                <w:sz w:val="18"/>
+              </w:rPr>
+              <w:t>.</w:t>
+            </w:r>
+          </w:p>
+        </w:tc>
+      </w:tr>
+      <w:tr>
+        <w:tc>
+          <w:tcPr>
+            <w:tcW w:type="dxa" w:w="1958"/>
+            <w:tcMar>
+              <w:top w:w="80" w:type="dxa"/>
+              <w:bottom w:w="80" w:type="dxa"/>
+              <w:left w:w="120" w:type="dxa"/>
+              <w:right w:w="120" w:type="dxa"/>
+            </w:tcMar>
+            <w:vAlign w:val="center"/>
+          </w:tcPr>
+          <w:p>
+            <w:pPr>
+              <w:spacing w:after="0"/>
+            </w:pPr>
+            <w:r>
+              <w:rPr>
+                <w:b/>
+                <w:color w:val="282C34"/>
+                <w:sz w:val="18"/>
+              </w:rPr>
+              <w:t>+VDC (DC Bus)</w:t>
+            </w:r>
+          </w:p>
+        </w:tc>
+        <w:tc>
+          <w:tcPr>
+            <w:tcW w:type="dxa" w:w="1958"/>
+            <w:tcMar>
+              <w:top w:w="80" w:type="dxa"/>
+              <w:bottom w:w="80" w:type="dxa"/>
+              <w:left w:w="120" w:type="dxa"/>
+              <w:right w:w="120" w:type="dxa"/>
+            </w:tcMar>
+            <w:vAlign w:val="center"/>
+          </w:tcPr>
+          <w:p>
+            <w:pPr>
+              <w:spacing w:after="0"/>
+            </w:pPr>
+            <w:r>
+              <w:rPr>
+                <w:color w:val="282C34"/>
+                <w:sz w:val="18"/>
+              </w:rPr>
+              <w:t>GBU808 Bridge Rectifier Pin 1 (+)</w:t>
+            </w:r>
+          </w:p>
+        </w:tc>
+        <w:tc>
+          <w:tcPr>
+            <w:tcW w:type="dxa" w:w="1958"/>
+            <w:tcMar>
+              <w:top w:w="80" w:type="dxa"/>
+              <w:bottom w:w="80" w:type="dxa"/>
+              <w:left w:w="120" w:type="dxa"/>
+              <w:right w:w="120" w:type="dxa"/>
+            </w:tcMar>
+            <w:vAlign w:val="center"/>
+          </w:tcPr>
+          <w:p>
+            <w:pPr>
+              <w:spacing w:after="0"/>
+            </w:pPr>
+            <w:r>
+              <w:rPr>
+                <w:i/>
+                <w:color w:val="145AA0"/>
+                <w:sz w:val="18"/>
+              </w:rPr>
+              <w:t>C_{bulk</w:t>
+            </w:r>
+            <w:r>
+              <w:rPr>
+                <w:color w:val="282C34"/>
+                <w:sz w:val="18"/>
+              </w:rPr>
+              <w:t xml:space="preserve"> (+), Bleeder Resistors, Load (+)</w:t>
+            </w:r>
+          </w:p>
+        </w:tc>
+        <w:tc>
+          <w:tcPr>
+            <w:tcW w:type="dxa" w:w="1958"/>
+            <w:tcMar>
+              <w:top w:w="80" w:type="dxa"/>
+              <w:bottom w:w="80" w:type="dxa"/>
+              <w:left w:w="120" w:type="dxa"/>
+              <w:right w:w="120" w:type="dxa"/>
+            </w:tcMar>
+            <w:vAlign w:val="center"/>
+          </w:tcPr>
+          <w:p>
+            <w:pPr>
+              <w:spacing w:after="0"/>
+            </w:pPr>
+            <w:r>
+              <w:rPr>
+                <w:color w:val="282C34"/>
+                <w:sz w:val="18"/>
+              </w:rPr>
+              <w:t>Full-wave rectified pulsating DC bus</w:t>
+            </w:r>
+          </w:p>
+        </w:tc>
+        <w:tc>
+          <w:tcPr>
+            <w:tcW w:type="dxa" w:w="1958"/>
+            <w:tcMar>
+              <w:top w:w="80" w:type="dxa"/>
+              <w:bottom w:w="80" w:type="dxa"/>
+              <w:left w:w="120" w:type="dxa"/>
+              <w:right w:w="120" w:type="dxa"/>
+            </w:tcMar>
+            <w:vAlign w:val="center"/>
+          </w:tcPr>
+          <w:p>
+            <w:pPr>
+              <w:spacing w:after="0"/>
+            </w:pPr>
+            <w:r>
+              <w:rPr>
+                <w:color w:val="282C34"/>
+                <w:sz w:val="18"/>
+              </w:rPr>
+              <w:t xml:space="preserve">Peak voltage </w:t>
+            </w:r>
+            <w:r>
+              <w:rPr>
+                <w:i/>
+                <w:color w:val="145AA0"/>
+                <w:sz w:val="18"/>
+              </w:rPr>
+              <w:t>V_{pk = \sqrt{2 \cdot 230\,V \approx 325\,V</w:t>
+            </w:r>
+            <w:r>
+              <w:rPr>
+                <w:color w:val="282C34"/>
+                <w:sz w:val="18"/>
+              </w:rPr>
+              <w:t>; double line frequency ripple (</w:t>
+            </w:r>
+            <w:r>
+              <w:rPr>
+                <w:i/>
+                <w:color w:val="145AA0"/>
+                <w:sz w:val="18"/>
+              </w:rPr>
+              <w:t>100\,Hz</w:t>
+            </w:r>
+            <w:r>
+              <w:rPr>
+                <w:color w:val="282C34"/>
+                <w:sz w:val="18"/>
+              </w:rPr>
+              <w:t>).</w:t>
+            </w:r>
+          </w:p>
+        </w:tc>
+      </w:tr>
+      <w:tr>
+        <w:tc>
+          <w:tcPr>
+            <w:tcW w:type="dxa" w:w="1958"/>
+            <w:shd w:fill="F4F7F9"/>
+            <w:tcMar>
+              <w:top w:w="80" w:type="dxa"/>
+              <w:bottom w:w="80" w:type="dxa"/>
+              <w:left w:w="120" w:type="dxa"/>
+              <w:right w:w="120" w:type="dxa"/>
+            </w:tcMar>
+            <w:vAlign w:val="center"/>
+          </w:tcPr>
+          <w:p>
+            <w:pPr>
+              <w:spacing w:after="0"/>
+            </w:pPr>
+            <w:r>
+              <w:rPr>
+                <w:b/>
+                <w:color w:val="282C34"/>
+                <w:sz w:val="18"/>
+              </w:rPr>
+              <w:t>-VDC (GND)</w:t>
+            </w:r>
+          </w:p>
+        </w:tc>
+        <w:tc>
+          <w:tcPr>
+            <w:tcW w:type="dxa" w:w="1958"/>
+            <w:shd w:fill="F4F7F9"/>
+            <w:tcMar>
+              <w:top w:w="80" w:type="dxa"/>
+              <w:bottom w:w="80" w:type="dxa"/>
+              <w:left w:w="120" w:type="dxa"/>
+              <w:right w:w="120" w:type="dxa"/>
+            </w:tcMar>
+            <w:vAlign w:val="center"/>
+          </w:tcPr>
+          <w:p>
+            <w:pPr>
+              <w:spacing w:after="0"/>
+            </w:pPr>
+            <w:r>
+              <w:rPr>
+                <w:color w:val="282C34"/>
+                <w:sz w:val="18"/>
+              </w:rPr>
+              <w:t>GBU808 Bridge Rectifier Pin 4 (-)</w:t>
+            </w:r>
+          </w:p>
+        </w:tc>
+        <w:tc>
+          <w:tcPr>
+            <w:tcW w:type="dxa" w:w="1958"/>
+            <w:shd w:fill="F4F7F9"/>
+            <w:tcMar>
+              <w:top w:w="80" w:type="dxa"/>
+              <w:bottom w:w="80" w:type="dxa"/>
+              <w:left w:w="120" w:type="dxa"/>
+              <w:right w:w="120" w:type="dxa"/>
+            </w:tcMar>
+            <w:vAlign w:val="center"/>
+          </w:tcPr>
+          <w:p>
+            <w:pPr>
+              <w:spacing w:after="0"/>
+            </w:pPr>
+            <w:r>
+              <w:rPr>
+                <w:i/>
+                <w:color w:val="145AA0"/>
+                <w:sz w:val="18"/>
+              </w:rPr>
+              <w:t>C_{bulk</w:t>
+            </w:r>
+            <w:r>
+              <w:rPr>
+                <w:color w:val="282C34"/>
+                <w:sz w:val="18"/>
+              </w:rPr>
+              <w:t xml:space="preserve"> (-), Bleeder Return, Load Return</w:t>
+            </w:r>
+          </w:p>
+        </w:tc>
+        <w:tc>
+          <w:tcPr>
+            <w:tcW w:type="dxa" w:w="1958"/>
+            <w:shd w:fill="F4F7F9"/>
+            <w:tcMar>
+              <w:top w:w="80" w:type="dxa"/>
+              <w:bottom w:w="80" w:type="dxa"/>
+              <w:left w:w="120" w:type="dxa"/>
+              <w:right w:w="120" w:type="dxa"/>
+            </w:tcMar>
+            <w:vAlign w:val="center"/>
+          </w:tcPr>
+          <w:p>
+            <w:pPr>
+              <w:spacing w:after="0"/>
+            </w:pPr>
+            <w:r>
+              <w:rPr>
+                <w:color w:val="282C34"/>
+                <w:sz w:val="18"/>
+              </w:rPr>
+              <w:t>Rectifier zero-volt DC return</w:t>
+            </w:r>
+          </w:p>
+        </w:tc>
+        <w:tc>
+          <w:tcPr>
+            <w:tcW w:type="dxa" w:w="1958"/>
+            <w:shd w:fill="F4F7F9"/>
+            <w:tcMar>
+              <w:top w:w="80" w:type="dxa"/>
+              <w:bottom w:w="80" w:type="dxa"/>
+              <w:left w:w="120" w:type="dxa"/>
+              <w:right w:w="120" w:type="dxa"/>
+            </w:tcMar>
+            <w:vAlign w:val="center"/>
+          </w:tcPr>
+          <w:p>
+            <w:pPr>
+              <w:spacing w:after="0"/>
+            </w:pPr>
+            <w:r>
+              <w:rPr>
+                <w:color w:val="282C34"/>
+                <w:sz w:val="18"/>
+              </w:rPr>
+              <w:t>Common cathode-referenced return for downstream converters.</w:t>
+            </w:r>
+          </w:p>
+        </w:tc>
+      </w:tr>
+    </w:tbl>
+    <w:p/>
     <w:p>
       <w:pPr>
-        <w:pStyle w:val="ListBullet"/>
-        <w:spacing w:after="40"/>
-        <w:ind w:left="360"/>
+        <w:spacing w:before="160" w:after="80"/>
       </w:pPr>
       <w:r>
         <w:rPr>
           <w:b/>
-          <w:color w:val="282C34"/>
-          <w:sz w:val="21"/>
+          <w:color w:val="4682B4"/>
+          <w:sz w:val="24"/>
         </w:rPr>
-        <w:t>Negative Half-Cycle ($v_{ac} &lt; 0$)</w:t>
-      </w:r>
-      <w:r>
-        <w:rPr>
-          <w:color w:val="282C34"/>
-          <w:sz w:val="21"/>
-        </w:rPr>
-        <w:t xml:space="preserve">: Current flows from AC Neutral through diode </w:t>
-      </w:r>
-      <w:r>
-        <w:rPr>
-          <w:i/>
-          <w:color w:val="145AA0"/>
-          <w:sz w:val="21"/>
-        </w:rPr>
-        <w:t>D_3</w:t>
-      </w:r>
-      <w:r>
-        <w:rPr>
-          <w:color w:val="282C34"/>
-          <w:sz w:val="21"/>
-        </w:rPr>
-        <w:t xml:space="preserve"> into </w:t>
-      </w:r>
-      <w:r>
-        <w:rPr>
-          <w:i/>
-          <w:color w:val="145AA0"/>
-          <w:sz w:val="21"/>
-        </w:rPr>
-        <w:t>C_{bulk</w:t>
-      </w:r>
-      <w:r>
-        <w:rPr>
-          <w:color w:val="282C34"/>
-          <w:sz w:val="21"/>
-        </w:rPr>
-        <w:t xml:space="preserve"> and returns through diode </w:t>
-      </w:r>
-      <w:r>
-        <w:rPr>
-          <w:i/>
-          <w:color w:val="145AA0"/>
-          <w:sz w:val="21"/>
-        </w:rPr>
-        <w:t>D_4</w:t>
-      </w:r>
-      <w:r>
-        <w:rPr>
-          <w:color w:val="282C34"/>
-          <w:sz w:val="21"/>
-        </w:rPr>
-        <w:t xml:space="preserve"> to AC Line.</w:t>
+        <w:t>1.2 Component Bill of Materials &amp; Parametric Specifications:</w:t>
       </w:r>
     </w:p>
-    <w:p>
-      <w:pPr>
-        <w:pStyle w:val="ListBullet"/>
-        <w:spacing w:after="40"/>
-        <w:ind w:left="360"/>
-      </w:pPr>
-      <w:r>
-        <w:rPr>
-          <w:b/>
-          <w:color w:val="282C34"/>
-          <w:sz w:val="21"/>
-        </w:rPr>
-        <w:t>Diode Peak Inverse Voltage (PIV)</w:t>
-      </w:r>
-      <w:r>
-        <w:rPr>
-          <w:color w:val="282C34"/>
-          <w:sz w:val="21"/>
-        </w:rPr>
-        <w:t>:</w:t>
-      </w:r>
-    </w:p>
-    <w:p>
-      <w:pPr>
-        <w:spacing w:after="80"/>
-      </w:pPr>
-      <w:r>
-        <w:rPr>
-          <w:i/>
-          <w:color w:val="145AA0"/>
-          <w:sz w:val="21"/>
-        </w:rPr>
-      </w:r>
-      <w:r>
-        <w:rPr>
-          <w:color w:val="282C34"/>
-          <w:sz w:val="21"/>
-        </w:rPr>
-        <w:t>V_{PIV} = V_{pk} = \sqrt{2} \cdot V_{ac,rms}</w:t>
-      </w:r>
-      <w:r>
-        <w:rPr>
-          <w:i/>
-          <w:color w:val="145AA0"/>
-          <w:sz w:val="21"/>
-        </w:rPr>
-      </w:r>
-    </w:p>
-    <w:p>
-      <w:pPr>
-        <w:spacing w:after="80"/>
-      </w:pPr>
-      <w:r>
-        <w:rPr>
-          <w:i/>
-          <w:color w:val="282C34"/>
-          <w:sz w:val="21"/>
-        </w:rPr>
-        <w:t>(For $230\,\text{V}_{rms}$ grid, $V_{PIV} = 325\,\text{V}$. Designers specify $600\,\text{V} \dots 800\,\text{V}$ rated bridge rectifiers to survive utility line surges).</w:t>
-      </w:r>
-    </w:p>
+    <w:tbl>
+      <w:tblPr>
+        <w:tblW w:type="auto" w:w="0"/>
+        <w:jc w:val="center"/>
+        <w:tblLook w:firstColumn="1" w:firstRow="1" w:lastColumn="0" w:lastRow="0" w:noHBand="0" w:noVBand="1" w:val="04A0"/>
+        <w:tblBorders>
+          <w:top w:val="single" w:sz="4" w:space="0" w:color="D0D7DE"/>
+          <w:left w:val="none"/>
+          <w:bottom w:val="single" w:sz="8" w:space="0" w:color="D0D7DE"/>
+          <w:right w:val="none"/>
+          <w:insideH w:val="single" w:sz="4" w:space="0" w:color="D0D7DE"/>
+          <w:insideV w:val="none"/>
+        </w:tblBorders>
+      </w:tblPr>
+      <w:tblGrid>
+        <w:gridCol w:w="1958"/>
+        <w:gridCol w:w="1958"/>
+        <w:gridCol w:w="1958"/>
+        <w:gridCol w:w="1958"/>
+        <w:gridCol w:w="1958"/>
+      </w:tblGrid>
+      <w:tr>
+        <w:tc>
+          <w:tcPr>
+            <w:tcW w:type="dxa" w:w="1958"/>
+            <w:shd w:fill="204A6E"/>
+            <w:tcMar>
+              <w:top w:w="100" w:type="dxa"/>
+              <w:bottom w:w="100" w:type="dxa"/>
+              <w:left w:w="120" w:type="dxa"/>
+              <w:right w:w="120" w:type="dxa"/>
+            </w:tcMar>
+            <w:vAlign w:val="center"/>
+          </w:tcPr>
+          <w:p>
+            <w:pPr>
+              <w:spacing w:after="0"/>
+            </w:pPr>
+            <w:r>
+              <w:rPr>
+                <w:b/>
+                <w:color w:val="FFFFFF"/>
+                <w:sz w:val="19"/>
+              </w:rPr>
+              <w:t>RefDes</w:t>
+            </w:r>
+          </w:p>
+        </w:tc>
+        <w:tc>
+          <w:tcPr>
+            <w:tcW w:type="dxa" w:w="1958"/>
+            <w:shd w:fill="204A6E"/>
+            <w:tcMar>
+              <w:top w:w="100" w:type="dxa"/>
+              <w:bottom w:w="100" w:type="dxa"/>
+              <w:left w:w="120" w:type="dxa"/>
+              <w:right w:w="120" w:type="dxa"/>
+            </w:tcMar>
+            <w:vAlign w:val="center"/>
+          </w:tcPr>
+          <w:p>
+            <w:pPr>
+              <w:spacing w:after="0"/>
+            </w:pPr>
+            <w:r>
+              <w:rPr>
+                <w:b/>
+                <w:color w:val="FFFFFF"/>
+                <w:sz w:val="19"/>
+              </w:rPr>
+              <w:t>Component Description</w:t>
+            </w:r>
+          </w:p>
+        </w:tc>
+        <w:tc>
+          <w:tcPr>
+            <w:tcW w:type="dxa" w:w="1958"/>
+            <w:shd w:fill="204A6E"/>
+            <w:tcMar>
+              <w:top w:w="100" w:type="dxa"/>
+              <w:bottom w:w="100" w:type="dxa"/>
+              <w:left w:w="120" w:type="dxa"/>
+              <w:right w:w="120" w:type="dxa"/>
+            </w:tcMar>
+            <w:vAlign w:val="center"/>
+          </w:tcPr>
+          <w:p>
+            <w:pPr>
+              <w:spacing w:after="0"/>
+            </w:pPr>
+            <w:r>
+              <w:rPr>
+                <w:b/>
+                <w:color w:val="FFFFFF"/>
+                <w:sz w:val="19"/>
+              </w:rPr>
+              <w:t>Manufacturer &amp; Part Number</w:t>
+            </w:r>
+          </w:p>
+        </w:tc>
+        <w:tc>
+          <w:tcPr>
+            <w:tcW w:type="dxa" w:w="1958"/>
+            <w:shd w:fill="204A6E"/>
+            <w:tcMar>
+              <w:top w:w="100" w:type="dxa"/>
+              <w:bottom w:w="100" w:type="dxa"/>
+              <w:left w:w="120" w:type="dxa"/>
+              <w:right w:w="120" w:type="dxa"/>
+            </w:tcMar>
+            <w:vAlign w:val="center"/>
+          </w:tcPr>
+          <w:p>
+            <w:pPr>
+              <w:spacing w:after="0"/>
+            </w:pPr>
+            <w:r>
+              <w:rPr>
+                <w:b/>
+                <w:color w:val="FFFFFF"/>
+                <w:sz w:val="19"/>
+              </w:rPr>
+              <w:t>Key Electrical Specifications</w:t>
+            </w:r>
+          </w:p>
+        </w:tc>
+        <w:tc>
+          <w:tcPr>
+            <w:tcW w:type="dxa" w:w="1958"/>
+            <w:shd w:fill="204A6E"/>
+            <w:tcMar>
+              <w:top w:w="100" w:type="dxa"/>
+              <w:bottom w:w="100" w:type="dxa"/>
+              <w:left w:w="120" w:type="dxa"/>
+              <w:right w:w="120" w:type="dxa"/>
+            </w:tcMar>
+            <w:vAlign w:val="center"/>
+          </w:tcPr>
+          <w:p>
+            <w:pPr>
+              <w:spacing w:after="0"/>
+            </w:pPr>
+            <w:r>
+              <w:rPr>
+                <w:b/>
+                <w:color w:val="FFFFFF"/>
+                <w:sz w:val="19"/>
+              </w:rPr>
+              <w:t>Critical Design Constraint</w:t>
+            </w:r>
+          </w:p>
+        </w:tc>
+      </w:tr>
+      <w:tr>
+        <w:tc>
+          <w:tcPr>
+            <w:tcW w:type="dxa" w:w="1958"/>
+            <w:tcMar>
+              <w:top w:w="80" w:type="dxa"/>
+              <w:bottom w:w="80" w:type="dxa"/>
+              <w:left w:w="120" w:type="dxa"/>
+              <w:right w:w="120" w:type="dxa"/>
+            </w:tcMar>
+            <w:vAlign w:val="center"/>
+          </w:tcPr>
+          <w:p>
+            <w:pPr>
+              <w:spacing w:after="0"/>
+            </w:pPr>
+            <w:r>
+              <w:rPr>
+                <w:b/>
+                <w:color w:val="282C34"/>
+                <w:sz w:val="18"/>
+              </w:rPr>
+              <w:t>$BR_1$</w:t>
+            </w:r>
+          </w:p>
+        </w:tc>
+        <w:tc>
+          <w:tcPr>
+            <w:tcW w:type="dxa" w:w="1958"/>
+            <w:tcMar>
+              <w:top w:w="80" w:type="dxa"/>
+              <w:bottom w:w="80" w:type="dxa"/>
+              <w:left w:w="120" w:type="dxa"/>
+              <w:right w:w="120" w:type="dxa"/>
+            </w:tcMar>
+            <w:vAlign w:val="center"/>
+          </w:tcPr>
+          <w:p>
+            <w:pPr>
+              <w:spacing w:after="0"/>
+            </w:pPr>
+            <w:r>
+              <w:rPr>
+                <w:color w:val="282C34"/>
+                <w:sz w:val="18"/>
+              </w:rPr>
+              <w:t>Glass Passivated Bridge</w:t>
+            </w:r>
+          </w:p>
+        </w:tc>
+        <w:tc>
+          <w:tcPr>
+            <w:tcW w:type="dxa" w:w="1958"/>
+            <w:tcMar>
+              <w:top w:w="80" w:type="dxa"/>
+              <w:bottom w:w="80" w:type="dxa"/>
+              <w:left w:w="120" w:type="dxa"/>
+              <w:right w:w="120" w:type="dxa"/>
+            </w:tcMar>
+            <w:vAlign w:val="center"/>
+          </w:tcPr>
+          <w:p>
+            <w:pPr>
+              <w:spacing w:after="0"/>
+            </w:pPr>
+            <w:r>
+              <w:rPr>
+                <w:color w:val="282C34"/>
+                <w:sz w:val="18"/>
+              </w:rPr>
+              <w:t>Diodes Inc. GBU808</w:t>
+            </w:r>
+          </w:p>
+        </w:tc>
+        <w:tc>
+          <w:tcPr>
+            <w:tcW w:type="dxa" w:w="1958"/>
+            <w:tcMar>
+              <w:top w:w="80" w:type="dxa"/>
+              <w:bottom w:w="80" w:type="dxa"/>
+              <w:left w:w="120" w:type="dxa"/>
+              <w:right w:w="120" w:type="dxa"/>
+            </w:tcMar>
+            <w:vAlign w:val="center"/>
+          </w:tcPr>
+          <w:p>
+            <w:pPr>
+              <w:spacing w:after="0"/>
+            </w:pPr>
+            <w:r>
+              <w:rPr>
+                <w:i/>
+                <w:color w:val="145AA0"/>
+                <w:sz w:val="18"/>
+              </w:rPr>
+              <w:t>V_{RRM = 800\,V, I_{F(AV) = 8.0\,A, I_{FSM = 200\,A, V_F = 1.0\,V</w:t>
+            </w:r>
+          </w:p>
+        </w:tc>
+        <w:tc>
+          <w:tcPr>
+            <w:tcW w:type="dxa" w:w="1958"/>
+            <w:tcMar>
+              <w:top w:w="80" w:type="dxa"/>
+              <w:bottom w:w="80" w:type="dxa"/>
+              <w:left w:w="120" w:type="dxa"/>
+              <w:right w:w="120" w:type="dxa"/>
+            </w:tcMar>
+            <w:vAlign w:val="center"/>
+          </w:tcPr>
+          <w:p>
+            <w:pPr>
+              <w:spacing w:after="0"/>
+            </w:pPr>
+            <w:r>
+              <w:rPr>
+                <w:i/>
+                <w:color w:val="145AA0"/>
+                <w:sz w:val="18"/>
+              </w:rPr>
+              <w:t>800\,V</w:t>
+            </w:r>
+            <w:r>
+              <w:rPr>
+                <w:color w:val="282C34"/>
+                <w:sz w:val="18"/>
+              </w:rPr>
+              <w:t xml:space="preserve"> rating survives </w:t>
+            </w:r>
+            <w:r>
+              <w:rPr>
+                <w:i/>
+                <w:color w:val="145AA0"/>
+                <w:sz w:val="18"/>
+              </w:rPr>
+              <w:t>2.5\,kV</w:t>
+            </w:r>
+            <w:r>
+              <w:rPr>
+                <w:color w:val="282C34"/>
+                <w:sz w:val="18"/>
+              </w:rPr>
+              <w:t xml:space="preserve"> ring-wave surges; heatsink mounted for loads </w:t>
+            </w:r>
+            <w:r>
+              <w:rPr>
+                <w:i/>
+                <w:color w:val="145AA0"/>
+                <w:sz w:val="18"/>
+              </w:rPr>
+              <w:t>&gt; 3\,A</w:t>
+            </w:r>
+            <w:r>
+              <w:rPr>
+                <w:color w:val="282C34"/>
+                <w:sz w:val="18"/>
+              </w:rPr>
+              <w:t>.</w:t>
+            </w:r>
+          </w:p>
+        </w:tc>
+      </w:tr>
+      <w:tr>
+        <w:tc>
+          <w:tcPr>
+            <w:tcW w:type="dxa" w:w="1958"/>
+            <w:shd w:fill="F4F7F9"/>
+            <w:tcMar>
+              <w:top w:w="80" w:type="dxa"/>
+              <w:bottom w:w="80" w:type="dxa"/>
+              <w:left w:w="120" w:type="dxa"/>
+              <w:right w:w="120" w:type="dxa"/>
+            </w:tcMar>
+            <w:vAlign w:val="center"/>
+          </w:tcPr>
+          <w:p>
+            <w:pPr>
+              <w:spacing w:after="0"/>
+            </w:pPr>
+            <w:r>
+              <w:rPr>
+                <w:b/>
+                <w:color w:val="282C34"/>
+                <w:sz w:val="18"/>
+              </w:rPr>
+              <w:t>$C_{bulk}$</w:t>
+            </w:r>
+          </w:p>
+        </w:tc>
+        <w:tc>
+          <w:tcPr>
+            <w:tcW w:type="dxa" w:w="1958"/>
+            <w:shd w:fill="F4F7F9"/>
+            <w:tcMar>
+              <w:top w:w="80" w:type="dxa"/>
+              <w:bottom w:w="80" w:type="dxa"/>
+              <w:left w:w="120" w:type="dxa"/>
+              <w:right w:w="120" w:type="dxa"/>
+            </w:tcMar>
+            <w:vAlign w:val="center"/>
+          </w:tcPr>
+          <w:p>
+            <w:pPr>
+              <w:spacing w:after="0"/>
+            </w:pPr>
+            <w:r>
+              <w:rPr>
+                <w:color w:val="282C34"/>
+                <w:sz w:val="18"/>
+              </w:rPr>
+              <w:t>Bulk Filter Capacitors</w:t>
+            </w:r>
+          </w:p>
+        </w:tc>
+        <w:tc>
+          <w:tcPr>
+            <w:tcW w:type="dxa" w:w="1958"/>
+            <w:shd w:fill="F4F7F9"/>
+            <w:tcMar>
+              <w:top w:w="80" w:type="dxa"/>
+              <w:bottom w:w="80" w:type="dxa"/>
+              <w:left w:w="120" w:type="dxa"/>
+              <w:right w:w="120" w:type="dxa"/>
+            </w:tcMar>
+            <w:vAlign w:val="center"/>
+          </w:tcPr>
+          <w:p>
+            <w:pPr>
+              <w:spacing w:after="0"/>
+            </w:pPr>
+            <w:r>
+              <w:rPr>
+                <w:color w:val="282C34"/>
+                <w:sz w:val="18"/>
+              </w:rPr>
+              <w:t>Nichicon LGU2W471MELY</w:t>
+            </w:r>
+          </w:p>
+        </w:tc>
+        <w:tc>
+          <w:tcPr>
+            <w:tcW w:type="dxa" w:w="1958"/>
+            <w:shd w:fill="F4F7F9"/>
+            <w:tcMar>
+              <w:top w:w="80" w:type="dxa"/>
+              <w:bottom w:w="80" w:type="dxa"/>
+              <w:left w:w="120" w:type="dxa"/>
+              <w:right w:w="120" w:type="dxa"/>
+            </w:tcMar>
+            <w:vAlign w:val="center"/>
+          </w:tcPr>
+          <w:p>
+            <w:pPr>
+              <w:spacing w:after="0"/>
+            </w:pPr>
+            <w:r>
+              <w:rPr>
+                <w:i/>
+                <w:color w:val="145AA0"/>
+                <w:sz w:val="18"/>
+              </w:rPr>
+              <w:t>2 × 470\,µF, 450\,V_{DC, 105^\circC, ESR = 0.22\,\Omega</w:t>
+            </w:r>
+          </w:p>
+        </w:tc>
+        <w:tc>
+          <w:tcPr>
+            <w:tcW w:type="dxa" w:w="1958"/>
+            <w:shd w:fill="F4F7F9"/>
+            <w:tcMar>
+              <w:top w:w="80" w:type="dxa"/>
+              <w:bottom w:w="80" w:type="dxa"/>
+              <w:left w:w="120" w:type="dxa"/>
+              <w:right w:w="120" w:type="dxa"/>
+            </w:tcMar>
+            <w:vAlign w:val="center"/>
+          </w:tcPr>
+          <w:p>
+            <w:pPr>
+              <w:spacing w:after="0"/>
+            </w:pPr>
+            <w:r>
+              <w:rPr>
+                <w:color w:val="282C34"/>
+                <w:sz w:val="18"/>
+              </w:rPr>
+              <w:t xml:space="preserve">Sized to ensure DC bus hold-up time </w:t>
+            </w:r>
+            <w:r>
+              <w:rPr>
+                <w:i/>
+                <w:color w:val="145AA0"/>
+                <w:sz w:val="18"/>
+              </w:rPr>
+              <w:t>t_{hold ≥ 20\,ms</w:t>
+            </w:r>
+            <w:r>
+              <w:rPr>
+                <w:color w:val="282C34"/>
+                <w:sz w:val="18"/>
+              </w:rPr>
+              <w:t xml:space="preserve"> during AC utility cycle dropouts.</w:t>
+            </w:r>
+          </w:p>
+        </w:tc>
+      </w:tr>
+      <w:tr>
+        <w:tc>
+          <w:tcPr>
+            <w:tcW w:type="dxa" w:w="1958"/>
+            <w:tcMar>
+              <w:top w:w="80" w:type="dxa"/>
+              <w:bottom w:w="80" w:type="dxa"/>
+              <w:left w:w="120" w:type="dxa"/>
+              <w:right w:w="120" w:type="dxa"/>
+            </w:tcMar>
+            <w:vAlign w:val="center"/>
+          </w:tcPr>
+          <w:p>
+            <w:pPr>
+              <w:spacing w:after="0"/>
+            </w:pPr>
+            <w:r>
+              <w:rPr>
+                <w:b/>
+                <w:color w:val="282C34"/>
+                <w:sz w:val="18"/>
+              </w:rPr>
+              <w:t>$NTC_1$</w:t>
+            </w:r>
+          </w:p>
+        </w:tc>
+        <w:tc>
+          <w:tcPr>
+            <w:tcW w:type="dxa" w:w="1958"/>
+            <w:tcMar>
+              <w:top w:w="80" w:type="dxa"/>
+              <w:bottom w:w="80" w:type="dxa"/>
+              <w:left w:w="120" w:type="dxa"/>
+              <w:right w:w="120" w:type="dxa"/>
+            </w:tcMar>
+            <w:vAlign w:val="center"/>
+          </w:tcPr>
+          <w:p>
+            <w:pPr>
+              <w:spacing w:after="0"/>
+            </w:pPr>
+            <w:r>
+              <w:rPr>
+                <w:color w:val="282C34"/>
+                <w:sz w:val="18"/>
+              </w:rPr>
+              <w:t>Inrush Current Limiter</w:t>
+            </w:r>
+          </w:p>
+        </w:tc>
+        <w:tc>
+          <w:tcPr>
+            <w:tcW w:type="dxa" w:w="1958"/>
+            <w:tcMar>
+              <w:top w:w="80" w:type="dxa"/>
+              <w:bottom w:w="80" w:type="dxa"/>
+              <w:left w:w="120" w:type="dxa"/>
+              <w:right w:w="120" w:type="dxa"/>
+            </w:tcMar>
+            <w:vAlign w:val="center"/>
+          </w:tcPr>
+          <w:p>
+            <w:pPr>
+              <w:spacing w:after="0"/>
+            </w:pPr>
+            <w:r>
+              <w:rPr>
+                <w:color w:val="282C34"/>
+                <w:sz w:val="18"/>
+              </w:rPr>
+              <w:t>TDK / EPCOS B57237S0100M000</w:t>
+            </w:r>
+          </w:p>
+        </w:tc>
+        <w:tc>
+          <w:tcPr>
+            <w:tcW w:type="dxa" w:w="1958"/>
+            <w:tcMar>
+              <w:top w:w="80" w:type="dxa"/>
+              <w:bottom w:w="80" w:type="dxa"/>
+              <w:left w:w="120" w:type="dxa"/>
+              <w:right w:w="120" w:type="dxa"/>
+            </w:tcMar>
+            <w:vAlign w:val="center"/>
+          </w:tcPr>
+          <w:p>
+            <w:pPr>
+              <w:spacing w:after="0"/>
+            </w:pPr>
+            <w:r>
+              <w:rPr>
+                <w:i/>
+                <w:color w:val="145AA0"/>
+                <w:sz w:val="18"/>
+              </w:rPr>
+              <w:t>R_{25 = 10.0\,\Omega, I_{max = 5.0\,A, Energy = 55\,J</w:t>
+            </w:r>
+          </w:p>
+        </w:tc>
+        <w:tc>
+          <w:tcPr>
+            <w:tcW w:type="dxa" w:w="1958"/>
+            <w:tcMar>
+              <w:top w:w="80" w:type="dxa"/>
+              <w:bottom w:w="80" w:type="dxa"/>
+              <w:left w:w="120" w:type="dxa"/>
+              <w:right w:w="120" w:type="dxa"/>
+            </w:tcMar>
+            <w:vAlign w:val="center"/>
+          </w:tcPr>
+          <w:p>
+            <w:pPr>
+              <w:spacing w:after="0"/>
+            </w:pPr>
+            <w:r>
+              <w:rPr>
+                <w:color w:val="282C34"/>
+                <w:sz w:val="18"/>
+              </w:rPr>
+              <w:t xml:space="preserve">Limits cold-turn-on inrush current to </w:t>
+            </w:r>
+            <w:r>
+              <w:rPr>
+                <w:i/>
+                <w:color w:val="145AA0"/>
+                <w:sz w:val="18"/>
+              </w:rPr>
+              <w:t>I_{inrush = \frac{325\,V{10\,\Omega = 32.5\,A</w:t>
+            </w:r>
+            <w:r>
+              <w:rPr>
+                <w:color w:val="282C34"/>
+                <w:sz w:val="18"/>
+              </w:rPr>
+              <w:t>.</w:t>
+            </w:r>
+          </w:p>
+        </w:tc>
+      </w:tr>
+      <w:tr>
+        <w:tc>
+          <w:tcPr>
+            <w:tcW w:type="dxa" w:w="1958"/>
+            <w:shd w:fill="F4F7F9"/>
+            <w:tcMar>
+              <w:top w:w="80" w:type="dxa"/>
+              <w:bottom w:w="80" w:type="dxa"/>
+              <w:left w:w="120" w:type="dxa"/>
+              <w:right w:w="120" w:type="dxa"/>
+            </w:tcMar>
+            <w:vAlign w:val="center"/>
+          </w:tcPr>
+          <w:p>
+            <w:pPr>
+              <w:spacing w:after="0"/>
+            </w:pPr>
+            <w:r>
+              <w:rPr>
+                <w:b/>
+                <w:color w:val="282C34"/>
+                <w:sz w:val="18"/>
+              </w:rPr>
+              <w:t>$MOV_1$</w:t>
+            </w:r>
+          </w:p>
+        </w:tc>
+        <w:tc>
+          <w:tcPr>
+            <w:tcW w:type="dxa" w:w="1958"/>
+            <w:shd w:fill="F4F7F9"/>
+            <w:tcMar>
+              <w:top w:w="80" w:type="dxa"/>
+              <w:bottom w:w="80" w:type="dxa"/>
+              <w:left w:w="120" w:type="dxa"/>
+              <w:right w:w="120" w:type="dxa"/>
+            </w:tcMar>
+            <w:vAlign w:val="center"/>
+          </w:tcPr>
+          <w:p>
+            <w:pPr>
+              <w:spacing w:after="0"/>
+            </w:pPr>
+            <w:r>
+              <w:rPr>
+                <w:color w:val="282C34"/>
+                <w:sz w:val="18"/>
+              </w:rPr>
+              <w:t>Metal Oxide Varistor</w:t>
+            </w:r>
+          </w:p>
+        </w:tc>
+        <w:tc>
+          <w:tcPr>
+            <w:tcW w:type="dxa" w:w="1958"/>
+            <w:shd w:fill="F4F7F9"/>
+            <w:tcMar>
+              <w:top w:w="80" w:type="dxa"/>
+              <w:bottom w:w="80" w:type="dxa"/>
+              <w:left w:w="120" w:type="dxa"/>
+              <w:right w:w="120" w:type="dxa"/>
+            </w:tcMar>
+            <w:vAlign w:val="center"/>
+          </w:tcPr>
+          <w:p>
+            <w:pPr>
+              <w:spacing w:after="0"/>
+            </w:pPr>
+            <w:r>
+              <w:rPr>
+                <w:color w:val="282C34"/>
+                <w:sz w:val="18"/>
+              </w:rPr>
+              <w:t>Littelfuse V275LA20CP</w:t>
+            </w:r>
+          </w:p>
+        </w:tc>
+        <w:tc>
+          <w:tcPr>
+            <w:tcW w:type="dxa" w:w="1958"/>
+            <w:shd w:fill="F4F7F9"/>
+            <w:tcMar>
+              <w:top w:w="80" w:type="dxa"/>
+              <w:bottom w:w="80" w:type="dxa"/>
+              <w:left w:w="120" w:type="dxa"/>
+              <w:right w:w="120" w:type="dxa"/>
+            </w:tcMar>
+            <w:vAlign w:val="center"/>
+          </w:tcPr>
+          <w:p>
+            <w:pPr>
+              <w:spacing w:after="0"/>
+            </w:pPr>
+            <w:r>
+              <w:rPr>
+                <w:i/>
+                <w:color w:val="145AA0"/>
+                <w:sz w:val="18"/>
+              </w:rPr>
+              <w:t>V_{RMS = 275\,V, V_{DC = 369\,V, I_{peak = 6500\,A, W_{max = 120\,J</w:t>
+            </w:r>
+          </w:p>
+        </w:tc>
+        <w:tc>
+          <w:tcPr>
+            <w:tcW w:type="dxa" w:w="1958"/>
+            <w:shd w:fill="F4F7F9"/>
+            <w:tcMar>
+              <w:top w:w="80" w:type="dxa"/>
+              <w:bottom w:w="80" w:type="dxa"/>
+              <w:left w:w="120" w:type="dxa"/>
+              <w:right w:w="120" w:type="dxa"/>
+            </w:tcMar>
+            <w:vAlign w:val="center"/>
+          </w:tcPr>
+          <w:p>
+            <w:pPr>
+              <w:spacing w:after="0"/>
+            </w:pPr>
+            <w:r>
+              <w:rPr>
+                <w:color w:val="282C34"/>
+                <w:sz w:val="18"/>
+              </w:rPr>
+              <w:t>Clamps lightning and grid switching transients per IEC 61000-4-5 Class 3.</w:t>
+            </w:r>
+          </w:p>
+        </w:tc>
+      </w:tr>
+      <w:tr>
+        <w:tc>
+          <w:tcPr>
+            <w:tcW w:type="dxa" w:w="1958"/>
+            <w:tcMar>
+              <w:top w:w="80" w:type="dxa"/>
+              <w:bottom w:w="80" w:type="dxa"/>
+              <w:left w:w="120" w:type="dxa"/>
+              <w:right w:w="120" w:type="dxa"/>
+            </w:tcMar>
+            <w:vAlign w:val="center"/>
+          </w:tcPr>
+          <w:p>
+            <w:pPr>
+              <w:spacing w:after="0"/>
+            </w:pPr>
+            <w:r>
+              <w:rPr>
+                <w:b/>
+                <w:color w:val="282C34"/>
+                <w:sz w:val="18"/>
+              </w:rPr>
+              <w:t>$CMC_1$</w:t>
+            </w:r>
+          </w:p>
+        </w:tc>
+        <w:tc>
+          <w:tcPr>
+            <w:tcW w:type="dxa" w:w="1958"/>
+            <w:tcMar>
+              <w:top w:w="80" w:type="dxa"/>
+              <w:bottom w:w="80" w:type="dxa"/>
+              <w:left w:w="120" w:type="dxa"/>
+              <w:right w:w="120" w:type="dxa"/>
+            </w:tcMar>
+            <w:vAlign w:val="center"/>
+          </w:tcPr>
+          <w:p>
+            <w:pPr>
+              <w:spacing w:after="0"/>
+            </w:pPr>
+            <w:r>
+              <w:rPr>
+                <w:color w:val="282C34"/>
+                <w:sz w:val="18"/>
+              </w:rPr>
+              <w:t>Common-Mode Choke</w:t>
+            </w:r>
+          </w:p>
+        </w:tc>
+        <w:tc>
+          <w:tcPr>
+            <w:tcW w:type="dxa" w:w="1958"/>
+            <w:tcMar>
+              <w:top w:w="80" w:type="dxa"/>
+              <w:bottom w:w="80" w:type="dxa"/>
+              <w:left w:w="120" w:type="dxa"/>
+              <w:right w:w="120" w:type="dxa"/>
+            </w:tcMar>
+            <w:vAlign w:val="center"/>
+          </w:tcPr>
+          <w:p>
+            <w:pPr>
+              <w:spacing w:after="0"/>
+            </w:pPr>
+            <w:r>
+              <w:rPr>
+                <w:color w:val="282C34"/>
+                <w:sz w:val="18"/>
+              </w:rPr>
+              <w:t>Würth Elektronik 744825315</w:t>
+            </w:r>
+          </w:p>
+        </w:tc>
+        <w:tc>
+          <w:tcPr>
+            <w:tcW w:type="dxa" w:w="1958"/>
+            <w:tcMar>
+              <w:top w:w="80" w:type="dxa"/>
+              <w:bottom w:w="80" w:type="dxa"/>
+              <w:left w:w="120" w:type="dxa"/>
+              <w:right w:w="120" w:type="dxa"/>
+            </w:tcMar>
+            <w:vAlign w:val="center"/>
+          </w:tcPr>
+          <w:p>
+            <w:pPr>
+              <w:spacing w:after="0"/>
+            </w:pPr>
+            <w:r>
+              <w:rPr>
+                <w:i/>
+                <w:color w:val="145AA0"/>
+                <w:sz w:val="18"/>
+              </w:rPr>
+              <w:t>2 × 15.0\,mH, I_{rated = 3.5\,A, DCR = 82\,m\Omega</w:t>
+            </w:r>
+          </w:p>
+        </w:tc>
+        <w:tc>
+          <w:tcPr>
+            <w:tcW w:type="dxa" w:w="1958"/>
+            <w:tcMar>
+              <w:top w:w="80" w:type="dxa"/>
+              <w:bottom w:w="80" w:type="dxa"/>
+              <w:left w:w="120" w:type="dxa"/>
+              <w:right w:w="120" w:type="dxa"/>
+            </w:tcMar>
+            <w:vAlign w:val="center"/>
+          </w:tcPr>
+          <w:p>
+            <w:pPr>
+              <w:spacing w:after="0"/>
+            </w:pPr>
+            <w:r>
+              <w:rPr>
+                <w:color w:val="282C34"/>
+                <w:sz w:val="18"/>
+              </w:rPr>
+              <w:t>High common-mode impedance (</w:t>
+            </w:r>
+            <w:r>
+              <w:rPr>
+                <w:i/>
+                <w:color w:val="145AA0"/>
+                <w:sz w:val="18"/>
+              </w:rPr>
+              <w:t>&gt; 5\,k\Omega</w:t>
+            </w:r>
+            <w:r>
+              <w:rPr>
+                <w:color w:val="282C34"/>
+                <w:sz w:val="18"/>
+              </w:rPr>
+              <w:t xml:space="preserve"> at </w:t>
+            </w:r>
+            <w:r>
+              <w:rPr>
+                <w:i/>
+                <w:color w:val="145AA0"/>
+                <w:sz w:val="18"/>
+              </w:rPr>
+              <w:t>1\,MHz</w:t>
+            </w:r>
+            <w:r>
+              <w:rPr>
+                <w:color w:val="282C34"/>
+                <w:sz w:val="18"/>
+              </w:rPr>
+              <w:t>) attenuates conducted EMI.</w:t>
+            </w:r>
+          </w:p>
+        </w:tc>
+      </w:tr>
+      <w:tr>
+        <w:tc>
+          <w:tcPr>
+            <w:tcW w:type="dxa" w:w="1958"/>
+            <w:shd w:fill="F4F7F9"/>
+            <w:tcMar>
+              <w:top w:w="80" w:type="dxa"/>
+              <w:bottom w:w="80" w:type="dxa"/>
+              <w:left w:w="120" w:type="dxa"/>
+              <w:right w:w="120" w:type="dxa"/>
+            </w:tcMar>
+            <w:vAlign w:val="center"/>
+          </w:tcPr>
+          <w:p>
+            <w:pPr>
+              <w:spacing w:after="0"/>
+            </w:pPr>
+            <w:r>
+              <w:rPr>
+                <w:b/>
+                <w:color w:val="282C34"/>
+                <w:sz w:val="18"/>
+              </w:rPr>
+              <w:t>$C_{X1}, C_{Y1/2}$</w:t>
+            </w:r>
+          </w:p>
+        </w:tc>
+        <w:tc>
+          <w:tcPr>
+            <w:tcW w:type="dxa" w:w="1958"/>
+            <w:shd w:fill="F4F7F9"/>
+            <w:tcMar>
+              <w:top w:w="80" w:type="dxa"/>
+              <w:bottom w:w="80" w:type="dxa"/>
+              <w:left w:w="120" w:type="dxa"/>
+              <w:right w:w="120" w:type="dxa"/>
+            </w:tcMar>
+            <w:vAlign w:val="center"/>
+          </w:tcPr>
+          <w:p>
+            <w:pPr>
+              <w:spacing w:after="0"/>
+            </w:pPr>
+            <w:r>
+              <w:rPr>
+                <w:color w:val="282C34"/>
+                <w:sz w:val="18"/>
+              </w:rPr>
+              <w:t>Safety EMI Filter Caps</w:t>
+            </w:r>
+          </w:p>
+        </w:tc>
+        <w:tc>
+          <w:tcPr>
+            <w:tcW w:type="dxa" w:w="1958"/>
+            <w:shd w:fill="F4F7F9"/>
+            <w:tcMar>
+              <w:top w:w="80" w:type="dxa"/>
+              <w:bottom w:w="80" w:type="dxa"/>
+              <w:left w:w="120" w:type="dxa"/>
+              <w:right w:w="120" w:type="dxa"/>
+            </w:tcMar>
+            <w:vAlign w:val="center"/>
+          </w:tcPr>
+          <w:p>
+            <w:pPr>
+              <w:spacing w:after="0"/>
+            </w:pPr>
+            <w:r>
+              <w:rPr>
+                <w:color w:val="282C34"/>
+                <w:sz w:val="18"/>
+              </w:rPr>
+              <w:t>Vishay F1772 (X2) / Murata (Y2)</w:t>
+            </w:r>
+          </w:p>
+        </w:tc>
+        <w:tc>
+          <w:tcPr>
+            <w:tcW w:type="dxa" w:w="1958"/>
+            <w:shd w:fill="F4F7F9"/>
+            <w:tcMar>
+              <w:top w:w="80" w:type="dxa"/>
+              <w:bottom w:w="80" w:type="dxa"/>
+              <w:left w:w="120" w:type="dxa"/>
+              <w:right w:w="120" w:type="dxa"/>
+            </w:tcMar>
+            <w:vAlign w:val="center"/>
+          </w:tcPr>
+          <w:p>
+            <w:pPr>
+              <w:spacing w:after="0"/>
+            </w:pPr>
+            <w:r>
+              <w:rPr>
+                <w:i/>
+                <w:color w:val="145AA0"/>
+                <w:sz w:val="18"/>
+              </w:rPr>
+              <w:t>C_X = 0.47\,µF / 310\,V_{AC, C_Y = 2.2\,nF / 400\,V_{AC</w:t>
+            </w:r>
+          </w:p>
+        </w:tc>
+        <w:tc>
+          <w:tcPr>
+            <w:tcW w:type="dxa" w:w="1958"/>
+            <w:shd w:fill="F4F7F9"/>
+            <w:tcMar>
+              <w:top w:w="80" w:type="dxa"/>
+              <w:bottom w:w="80" w:type="dxa"/>
+              <w:left w:w="120" w:type="dxa"/>
+              <w:right w:w="120" w:type="dxa"/>
+            </w:tcMar>
+            <w:vAlign w:val="center"/>
+          </w:tcPr>
+          <w:p>
+            <w:pPr>
+              <w:spacing w:after="0"/>
+            </w:pPr>
+            <w:r>
+              <w:rPr>
+                <w:color w:val="282C34"/>
+                <w:sz w:val="18"/>
+              </w:rPr>
+              <w:t>Certified to UL/ENEC 60384-14 for direct across-the-line and line-to-earth suppression.</w:t>
+            </w:r>
+          </w:p>
+        </w:tc>
+      </w:tr>
+    </w:tbl>
+    <w:p/>
     <w:p>
       <w:pPr>
         <w:spacing w:before="80" w:after="80"/>
@@ -388,7 +2366,7 @@
           <w:color w:val="4682B4"/>
           <w:sz w:val="24"/>
         </w:rPr>
-        <w:t>1.2 Three-Phase Six-Pulse Diode Bridge Rectifier:</w:t>
+        <w:t>1.3 Three-Phase Six-Pulse Diode Bridge Rectifier:</w:t>
       </w:r>
     </w:p>
     <w:tbl>
@@ -428,35 +2406,54 @@
                 <w:color w:val="2D3748"/>
                 <w:sz w:val="18"/>
               </w:rPr>
-              <w:t xml:space="preserve">                     Three-Phase 6-Pulse Diode Bridge Rectifier</w:t>
+              <w:t>========================================================================================================================</w:t>
               <w:br/>
-              <w:t xml:space="preserve">            Line L1 ───┬───────────────────────────────┐</w:t>
+              <w:t xml:space="preserve">     DETAILED HARDWARE SCHEMATIC: THREE-PHASE 6-PULSE DIODE BRIDGE RECTIFIER (400V LINE-LINE RMS -&gt; 540V DC)</w:t>
               <w:br/>
-              <w:t xml:space="preserve">            Line L2 ───┼───────────────┬───────────────┼───────────────┐</w:t>
+              <w:t>========================================================================================================================</w:t>
               <w:br/>
-              <w:t xml:space="preserve">            Line L3 ───┼───────────────┼───────────────┼───────┬───────┼───────┐</w:t>
               <w:br/>
-              <w:t xml:space="preserve">                       │               │               │       │       │       │</w:t>
+              <w:t xml:space="preserve">    LINE L1 (R-Phase) ──[ F1: 20A ]──┬─────────────────────────────────────────────────────────────┐</w:t>
               <w:br/>
-              <w:t xml:space="preserve">                      ┌┴┐ D1          ┌┴┐ D3          ┌┴┐ D5   │       │       │</w:t>
+              <w:t xml:space="preserve">    LINE L2 (S-Phase) ──[ F2: 20A ]──┼───────────────┬─────────────────────────────────────────────┼──────────────┐</w:t>
               <w:br/>
-              <w:t xml:space="preserve">                      │&gt;│             │&gt;│             │&gt;│      │       │       │</w:t>
+              <w:t xml:space="preserve">    LINE L3 (T-Phase) ──[ F3: 20A ]──┼───────────────┼───────────────┬─────────────────────────────┼──────────────┼──────────────┐</w:t>
               <w:br/>
-              <w:t xml:space="preserve">                      └┬┘             └┬┘             └┬┘      │       │       │</w:t>
+              <w:t xml:space="preserve">                                     │               │               │                             │              │              │</w:t>
               <w:br/>
-              <w:t xml:space="preserve">                       ├───────────────┼───────────────┼───────┴───────┼───────┼───&gt; +Vdc</w:t>
+              <w:t xml:space="preserve">                                    ┌┴┐ D1          ┌┴┐ D3          ┌┴┐ D5                         │              │              │</w:t>
               <w:br/>
-              <w:t xml:space="preserve">                       │               │               │               │       │     │</w:t>
+              <w:t xml:space="preserve">                                    │&gt;│ Diodes Inc. │&gt;│ Diodes Inc. │&gt;│ Diodes Inc.                │              │              │</w:t>
               <w:br/>
-              <w:t xml:space="preserve">                      ┌┴┐ D4          ┌┴┐ D6          ┌┴┐ D2           │       │    ┌┴┐</w:t>
+              <w:t xml:space="preserve">                                    │ │ 40TPS12     │ │ 40TPS12     │ │ 40TPS12                    │              │              │</w:t>
               <w:br/>
-              <w:t xml:space="preserve">                      │&gt;│             │&gt;│             │&gt;│              │       │    │ │ C_bulk</w:t>
+              <w:t xml:space="preserve">                                    └┬┘ (1200V/35A) └┬┘ (1200V/35A) └┬┘ (1200V/35A)                │              │              │</w:t>
               <w:br/>
-              <w:t xml:space="preserve">                      └┬┘             └┬┘             └┬┘              │       │    └┬┘</w:t>
+              <w:t xml:space="preserve">                                     │               │               │                             │              │              │</w:t>
               <w:br/>
-              <w:t xml:space="preserve">                       ├───────────────┼───────────────┼───────────────┴───────┴───&gt; -Vdc</w:t>
+              <w:t xml:space="preserve">                                     +---------------+---------------+=== COMMON CATHODE BUS       │              │              │</w:t>
               <w:br/>
-              <w:t xml:space="preserve">                       │               │               │</w:t>
+              <w:t xml:space="preserve">                                                                     |    (Positive DC Output)     │              │              │</w:t>
+              <w:br/>
+              <w:t xml:space="preserve">                                                                     |                             │              │              │</w:t>
+              <w:br/>
+              <w:t xml:space="preserve">                                                                     ├──[ L_dc: 2.5mH / 30A Choke ]┼──────────────┼──────────────┼───&gt; +VDC (+540V)</w:t>
+              <w:br/>
+              <w:t xml:space="preserve">                                                                     |  (Damps 300Hz Ripple)       │              │              │     │</w:t>
+              <w:br/>
+              <w:t xml:space="preserve">                                                                    ┌┴┐ D4                        ┌┴┐ D6         ┌┴┐ D2          │    ┌┴────────────────┐</w:t>
+              <w:br/>
+              <w:t xml:space="preserve">                                                                    │&gt;│ 40TPS12                   │&gt;│ 40TPS12    │&gt;│ 40TPS12     │    │ C_DC BANK       │</w:t>
+              <w:br/>
+              <w:t xml:space="preserve">                                                                    └┬┘ (Anode to DC-)            └┬┘            └┬┘             │   ┌┴┐ 2x 1000µF/450V │</w:t>
+              <w:br/>
+              <w:t xml:space="preserve">                                                                     │                             │              │              │   │ │ Series Paired  │</w:t>
+              <w:br/>
+              <w:t xml:space="preserve">                                                                     +─────────────────────────────+──────────────+──────────────┴───└┬┘ (ESR = 45mΩ)  │</w:t>
+              <w:br/>
+              <w:t xml:space="preserve">                                                                     |                                                                 │ (Bleeders 100k)│</w:t>
+              <w:br/>
+              <w:t xml:space="preserve">                                                                     +=================================================================+───&gt; -VDC (GND)</w:t>
             </w:r>
           </w:p>
         </w:tc>

--- a/vvdn/converters/ac-dc/uncontrolled-rectifiers.docx
+++ b/vvdn/converters/ac-dc/uncontrolled-rectifiers.docx
@@ -39,22 +39,7 @@
           <w:color w:val="282C34"/>
           <w:sz w:val="21"/>
         </w:rPr>
-        <w:t xml:space="preserve">. Uncontrolled rectifiers utilize passive semiconductor PN-junction or Schottky diodes to achieve AC-to-DC conversion without active gating signals. They are ubiquitous as input rectification stages in legacy linear power supplies, low-cost offline switched-mode power supplies (SMPS under </w:t>
-      </w:r>
-      <w:r>
-        <w:rPr>
-          <w:i/>
-          <w:color w:val="145AA0"/>
-          <w:sz w:val="21"/>
-        </w:rPr>
-        <w:t>75\,W</w:t>
-      </w:r>
-      <w:r>
-        <w:rPr>
-          <w:color w:val="282C34"/>
-          <w:sz w:val="21"/>
-        </w:rPr>
-        <w:t>), and industrial motor drive front-ends.</w:t>
+        <w:t>. Uncontrolled rectifiers utilize passive semiconductor PN-junction or Schottky diodes to achieve AC-to-DC conversion without active gating signals. They are ubiquitous as input rectification stages in legacy linear power supplies, low-cost offline switched-mode power supplies (SMPS under 75 W), and industrial motor drive front-ends.</w:t>
       </w:r>
     </w:p>
     <w:p>
@@ -472,22 +457,7 @@
                 <w:color w:val="282C34"/>
                 <w:sz w:val="18"/>
               </w:rPr>
-              <w:t xml:space="preserve">Fuse </w:t>
-            </w:r>
-            <w:r>
-              <w:rPr>
-                <w:i/>
-                <w:color w:val="145AA0"/>
-                <w:sz w:val="18"/>
-              </w:rPr>
-              <w:t>F_1</w:t>
-            </w:r>
-            <w:r>
-              <w:rPr>
-                <w:color w:val="282C34"/>
-                <w:sz w:val="18"/>
-              </w:rPr>
-              <w:t xml:space="preserve"> Input</w:t>
+              <w:t>Fuse F_1 Input</w:t>
             </w:r>
           </w:p>
         </w:tc>
@@ -588,22 +558,7 @@
                 <w:color w:val="282C34"/>
                 <w:sz w:val="18"/>
               </w:rPr>
-              <w:t xml:space="preserve">Fuse </w:t>
-            </w:r>
-            <w:r>
-              <w:rPr>
-                <w:i/>
-                <w:color w:val="145AA0"/>
-                <w:sz w:val="18"/>
-              </w:rPr>
-              <w:t>F_1</w:t>
-            </w:r>
-            <w:r>
-              <w:rPr>
-                <w:color w:val="282C34"/>
-                <w:sz w:val="18"/>
-              </w:rPr>
-              <w:t xml:space="preserve"> Output</w:t>
+              <w:t>Fuse F_1 Output</w:t>
             </w:r>
           </w:p>
         </w:tc>
@@ -628,22 +583,7 @@
                 <w:color w:val="282C34"/>
                 <w:sz w:val="18"/>
               </w:rPr>
-              <w:t xml:space="preserve">NTC Thermistor Pin 1, MOV1 Pin 1, </w:t>
-            </w:r>
-            <w:r>
-              <w:rPr>
-                <w:i/>
-                <w:color w:val="145AA0"/>
-                <w:sz w:val="18"/>
-              </w:rPr>
-              <w:t>C_{X1</w:t>
-            </w:r>
-            <w:r>
-              <w:rPr>
-                <w:color w:val="282C34"/>
-                <w:sz w:val="18"/>
-              </w:rPr>
-              <w:t xml:space="preserve"> Pin 1</w:t>
+              <w:t>NTC Thermistor Pin 1, MOV1 Pin 1, C_X1 Pin 1</w:t>
             </w:r>
           </w:p>
         </w:tc>
@@ -693,22 +633,7 @@
                 <w:color w:val="282C34"/>
                 <w:sz w:val="18"/>
               </w:rPr>
-              <w:t xml:space="preserve">MOV1 clamps line voltage spikes exceeding </w:t>
-            </w:r>
-            <w:r>
-              <w:rPr>
-                <w:i/>
-                <w:color w:val="145AA0"/>
-                <w:sz w:val="18"/>
-              </w:rPr>
-              <w:t>385\,V_{RMS / 505\,V_{DC</w:t>
-            </w:r>
-            <w:r>
-              <w:rPr>
-                <w:color w:val="282C34"/>
-                <w:sz w:val="18"/>
-              </w:rPr>
-              <w:t>.</w:t>
+              <w:t>MOV1 clamps line voltage spikes exceeding 385 V_RMS / 505 V_DC.</w:t>
             </w:r>
           </w:p>
         </w:tc>
@@ -831,37 +756,7 @@
                 <w:color w:val="282C34"/>
                 <w:sz w:val="18"/>
               </w:rPr>
-              <w:t xml:space="preserve">Input to leg formed by top diode </w:t>
-            </w:r>
-            <w:r>
-              <w:rPr>
-                <w:i/>
-                <w:color w:val="145AA0"/>
-                <w:sz w:val="18"/>
-              </w:rPr>
-              <w:t>D_1</w:t>
-            </w:r>
-            <w:r>
-              <w:rPr>
-                <w:color w:val="282C34"/>
-                <w:sz w:val="18"/>
-              </w:rPr>
-              <w:t xml:space="preserve"> and bottom diode </w:t>
-            </w:r>
-            <w:r>
-              <w:rPr>
-                <w:i/>
-                <w:color w:val="145AA0"/>
-                <w:sz w:val="18"/>
-              </w:rPr>
-              <w:t>D_4</w:t>
-            </w:r>
-            <w:r>
-              <w:rPr>
-                <w:color w:val="282C34"/>
-                <w:sz w:val="18"/>
-              </w:rPr>
-              <w:t>.</w:t>
+              <w:t>Input to leg formed by top diode D_1 and bottom diode D_4.</w:t>
             </w:r>
           </w:p>
         </w:tc>
@@ -989,37 +884,7 @@
                 <w:color w:val="282C34"/>
                 <w:sz w:val="18"/>
               </w:rPr>
-              <w:t xml:space="preserve">Input to leg formed by top diode </w:t>
-            </w:r>
-            <w:r>
-              <w:rPr>
-                <w:i/>
-                <w:color w:val="145AA0"/>
-                <w:sz w:val="18"/>
-              </w:rPr>
-              <w:t>D_3</w:t>
-            </w:r>
-            <w:r>
-              <w:rPr>
-                <w:color w:val="282C34"/>
-                <w:sz w:val="18"/>
-              </w:rPr>
-              <w:t xml:space="preserve"> and bottom diode </w:t>
-            </w:r>
-            <w:r>
-              <w:rPr>
-                <w:i/>
-                <w:color w:val="145AA0"/>
-                <w:sz w:val="18"/>
-              </w:rPr>
-              <w:t>D_2</w:t>
-            </w:r>
-            <w:r>
-              <w:rPr>
-                <w:color w:val="282C34"/>
-                <w:sz w:val="18"/>
-              </w:rPr>
-              <w:t>.</w:t>
+              <w:t>Input to leg formed by top diode D_3 and bottom diode D_2.</w:t>
             </w:r>
           </w:p>
         </w:tc>
@@ -1091,18 +956,10 @@
             </w:pPr>
             <w:r>
               <w:rPr>
-                <w:i/>
-                <w:color w:val="145AA0"/>
-                <w:sz w:val="18"/>
-              </w:rPr>
-              <w:t>C_{bulk</w:t>
-            </w:r>
-            <w:r>
-              <w:rPr>
                 <w:color w:val="282C34"/>
                 <w:sz w:val="18"/>
               </w:rPr>
-              <w:t xml:space="preserve"> (+), Bleeder Resistors, Load (+)</w:t>
+              <w:t>C_bulk (+), Bleeder Resistors, Load (+)</w:t>
             </w:r>
           </w:p>
         </w:tc>
@@ -1150,37 +1007,7 @@
                 <w:color w:val="282C34"/>
                 <w:sz w:val="18"/>
               </w:rPr>
-              <w:t xml:space="preserve">Peak voltage </w:t>
-            </w:r>
-            <w:r>
-              <w:rPr>
-                <w:i/>
-                <w:color w:val="145AA0"/>
-                <w:sz w:val="18"/>
-              </w:rPr>
-              <w:t>V_{pk = \sqrt{2 \cdot 230\,V \approx 325\,V</w:t>
-            </w:r>
-            <w:r>
-              <w:rPr>
-                <w:color w:val="282C34"/>
-                <w:sz w:val="18"/>
-              </w:rPr>
-              <w:t>; double line frequency ripple (</w:t>
-            </w:r>
-            <w:r>
-              <w:rPr>
-                <w:i/>
-                <w:color w:val="145AA0"/>
-                <w:sz w:val="18"/>
-              </w:rPr>
-              <w:t>100\,Hz</w:t>
-            </w:r>
-            <w:r>
-              <w:rPr>
-                <w:color w:val="282C34"/>
-                <w:sz w:val="18"/>
-              </w:rPr>
-              <w:t>).</w:t>
+              <w:t>Peak voltage V_pk = sqrt(2) * 230 V ≈ 325 V; double line frequency ripple (100 Hz).</w:t>
             </w:r>
           </w:p>
         </w:tc>
@@ -1255,18 +1082,10 @@
             </w:pPr>
             <w:r>
               <w:rPr>
-                <w:i/>
-                <w:color w:val="145AA0"/>
-                <w:sz w:val="18"/>
-              </w:rPr>
-              <w:t>C_{bulk</w:t>
-            </w:r>
-            <w:r>
-              <w:rPr>
                 <w:color w:val="282C34"/>
                 <w:sz w:val="18"/>
               </w:rPr>
-              <w:t xml:space="preserve"> (-), Bleeder Return, Load Return</w:t>
+              <w:t>C_bulk (-), Bleeder Return, Load Return</w:t>
             </w:r>
           </w:p>
         </w:tc>
@@ -1511,7 +1330,7 @@
                 <w:color w:val="282C34"/>
                 <w:sz w:val="18"/>
               </w:rPr>
-              <w:t>$BR_1$</w:t>
+              <w:t>BR_1</w:t>
             </w:r>
           </w:p>
         </w:tc>
@@ -1580,11 +1399,10 @@
             </w:pPr>
             <w:r>
               <w:rPr>
-                <w:i/>
-                <w:color w:val="145AA0"/>
+                <w:color w:val="282C34"/>
                 <w:sz w:val="18"/>
               </w:rPr>
-              <w:t>V_{RRM = 800\,V, I_{F(AV) = 8.0\,A, I_{FSM = 200\,A, V_F = 1.0\,V</w:t>
+              <w:t>V_RRM = 800 V, I_F(AV) = 8.0 A, I_FSM = 200 A, V_F = 1.0 V</w:t>
             </w:r>
           </w:p>
         </w:tc>
@@ -1605,48 +1423,10 @@
             </w:pPr>
             <w:r>
               <w:rPr>
-                <w:i/>
-                <w:color w:val="145AA0"/>
-                <w:sz w:val="18"/>
-              </w:rPr>
-              <w:t>800\,V</w:t>
-            </w:r>
-            <w:r>
-              <w:rPr>
                 <w:color w:val="282C34"/>
                 <w:sz w:val="18"/>
               </w:rPr>
-              <w:t xml:space="preserve"> rating survives </w:t>
-            </w:r>
-            <w:r>
-              <w:rPr>
-                <w:i/>
-                <w:color w:val="145AA0"/>
-                <w:sz w:val="18"/>
-              </w:rPr>
-              <w:t>2.5\,kV</w:t>
-            </w:r>
-            <w:r>
-              <w:rPr>
-                <w:color w:val="282C34"/>
-                <w:sz w:val="18"/>
-              </w:rPr>
-              <w:t xml:space="preserve"> ring-wave surges; heatsink mounted for loads </w:t>
-            </w:r>
-            <w:r>
-              <w:rPr>
-                <w:i/>
-                <w:color w:val="145AA0"/>
-                <w:sz w:val="18"/>
-              </w:rPr>
-              <w:t>&gt; 3\,A</w:t>
-            </w:r>
-            <w:r>
-              <w:rPr>
-                <w:color w:val="282C34"/>
-                <w:sz w:val="18"/>
-              </w:rPr>
-              <w:t>.</w:t>
+              <w:t>800 V rating survives 2.5 kV ring-wave surges; heatsink mounted for loads &gt; 3 A.</w:t>
             </w:r>
           </w:p>
         </w:tc>
@@ -1674,7 +1454,7 @@
                 <w:color w:val="282C34"/>
                 <w:sz w:val="18"/>
               </w:rPr>
-              <w:t>$C_{bulk}$</w:t>
+              <w:t>C_bulk</w:t>
             </w:r>
           </w:p>
         </w:tc>
@@ -1746,11 +1526,10 @@
             </w:pPr>
             <w:r>
               <w:rPr>
-                <w:i/>
-                <w:color w:val="145AA0"/>
+                <w:color w:val="282C34"/>
                 <w:sz w:val="18"/>
               </w:rPr>
-              <w:t>2 × 470\,µF, 450\,V_{DC, 105^\circC, ESR = 0.22\,\Omega</w:t>
+              <w:t>2 * 470 µF, 450 V_DC, 105°C, ESR = 0.22 Ω</w:t>
             </w:r>
           </w:p>
         </w:tc>
@@ -1775,22 +1554,7 @@
                 <w:color w:val="282C34"/>
                 <w:sz w:val="18"/>
               </w:rPr>
-              <w:t xml:space="preserve">Sized to ensure DC bus hold-up time </w:t>
-            </w:r>
-            <w:r>
-              <w:rPr>
-                <w:i/>
-                <w:color w:val="145AA0"/>
-                <w:sz w:val="18"/>
-              </w:rPr>
-              <w:t>t_{hold ≥ 20\,ms</w:t>
-            </w:r>
-            <w:r>
-              <w:rPr>
-                <w:color w:val="282C34"/>
-                <w:sz w:val="18"/>
-              </w:rPr>
-              <w:t xml:space="preserve"> during AC utility cycle dropouts.</w:t>
+              <w:t>Sized to ensure DC bus hold-up time t_hold &gt;= 20 ms during AC utility cycle dropouts.</w:t>
             </w:r>
           </w:p>
         </w:tc>
@@ -1817,7 +1581,7 @@
                 <w:color w:val="282C34"/>
                 <w:sz w:val="18"/>
               </w:rPr>
-              <w:t>$NTC_1$</w:t>
+              <w:t>NTC_1</w:t>
             </w:r>
           </w:p>
         </w:tc>
@@ -1886,11 +1650,10 @@
             </w:pPr>
             <w:r>
               <w:rPr>
-                <w:i/>
-                <w:color w:val="145AA0"/>
+                <w:color w:val="282C34"/>
                 <w:sz w:val="18"/>
               </w:rPr>
-              <w:t>R_{25 = 10.0\,\Omega, I_{max = 5.0\,A, Energy = 55\,J</w:t>
+              <w:t>R_25 = 10.0 Ω, I_max = 5.0 A, Energy = 55 J</w:t>
             </w:r>
           </w:p>
         </w:tc>
@@ -1914,22 +1677,7 @@
                 <w:color w:val="282C34"/>
                 <w:sz w:val="18"/>
               </w:rPr>
-              <w:t xml:space="preserve">Limits cold-turn-on inrush current to </w:t>
-            </w:r>
-            <w:r>
-              <w:rPr>
-                <w:i/>
-                <w:color w:val="145AA0"/>
-                <w:sz w:val="18"/>
-              </w:rPr>
-              <w:t>I_{inrush = \frac{325\,V{10\,\Omega = 32.5\,A</w:t>
-            </w:r>
-            <w:r>
-              <w:rPr>
-                <w:color w:val="282C34"/>
-                <w:sz w:val="18"/>
-              </w:rPr>
-              <w:t>.</w:t>
+              <w:t>Limits cold-turn-on inrush current to I_inrush = 325 V / 10 Ω = 32.5 A.</w:t>
             </w:r>
           </w:p>
         </w:tc>
@@ -1957,7 +1705,7 @@
                 <w:color w:val="282C34"/>
                 <w:sz w:val="18"/>
               </w:rPr>
-              <w:t>$MOV_1$</w:t>
+              <w:t>MOV_1</w:t>
             </w:r>
           </w:p>
         </w:tc>
@@ -2029,11 +1777,10 @@
             </w:pPr>
             <w:r>
               <w:rPr>
-                <w:i/>
-                <w:color w:val="145AA0"/>
+                <w:color w:val="282C34"/>
                 <w:sz w:val="18"/>
               </w:rPr>
-              <w:t>V_{RMS = 275\,V, V_{DC = 369\,V, I_{peak = 6500\,A, W_{max = 120\,J</w:t>
+              <w:t>V_RMS = 275 V, V_DC = 369 V, I_peak = 6500 A, W_max = 120 J</w:t>
             </w:r>
           </w:p>
         </w:tc>
@@ -2085,7 +1832,7 @@
                 <w:color w:val="282C34"/>
                 <w:sz w:val="18"/>
               </w:rPr>
-              <w:t>$CMC_1$</w:t>
+              <w:t>CMC_1</w:t>
             </w:r>
           </w:p>
         </w:tc>
@@ -2154,11 +1901,10 @@
             </w:pPr>
             <w:r>
               <w:rPr>
-                <w:i/>
-                <w:color w:val="145AA0"/>
+                <w:color w:val="282C34"/>
                 <w:sz w:val="18"/>
               </w:rPr>
-              <w:t>2 × 15.0\,mH, I_{rated = 3.5\,A, DCR = 82\,m\Omega</w:t>
+              <w:t>2 * 15.0 mH, I_rated = 3.5 A, DCR = 82 mΩ</w:t>
             </w:r>
           </w:p>
         </w:tc>
@@ -2182,37 +1928,7 @@
                 <w:color w:val="282C34"/>
                 <w:sz w:val="18"/>
               </w:rPr>
-              <w:t>High common-mode impedance (</w:t>
-            </w:r>
-            <w:r>
-              <w:rPr>
-                <w:i/>
-                <w:color w:val="145AA0"/>
-                <w:sz w:val="18"/>
-              </w:rPr>
-              <w:t>&gt; 5\,k\Omega</w:t>
-            </w:r>
-            <w:r>
-              <w:rPr>
-                <w:color w:val="282C34"/>
-                <w:sz w:val="18"/>
-              </w:rPr>
-              <w:t xml:space="preserve"> at </w:t>
-            </w:r>
-            <w:r>
-              <w:rPr>
-                <w:i/>
-                <w:color w:val="145AA0"/>
-                <w:sz w:val="18"/>
-              </w:rPr>
-              <w:t>1\,MHz</w:t>
-            </w:r>
-            <w:r>
-              <w:rPr>
-                <w:color w:val="282C34"/>
-                <w:sz w:val="18"/>
-              </w:rPr>
-              <w:t>) attenuates conducted EMI.</w:t>
+              <w:t>High common-mode impedance (&gt; 5 kΩ at 1 MHz) attenuates conducted EMI.</w:t>
             </w:r>
           </w:p>
         </w:tc>
@@ -2240,7 +1956,7 @@
                 <w:color w:val="282C34"/>
                 <w:sz w:val="18"/>
               </w:rPr>
-              <w:t>$C_{X1}, C_{Y1/2}$</w:t>
+              <w:t>C_X1, C_Y1/2</w:t>
             </w:r>
           </w:p>
         </w:tc>
@@ -2312,11 +2028,10 @@
             </w:pPr>
             <w:r>
               <w:rPr>
-                <w:i/>
-                <w:color w:val="145AA0"/>
+                <w:color w:val="282C34"/>
                 <w:sz w:val="18"/>
               </w:rPr>
-              <w:t>C_X = 0.47\,µF / 310\,V_{AC, C_Y = 2.2\,nF / 400\,V_{AC</w:t>
+              <w:t>C_X = 0.47 µF / 310 V_AC, C_Y = 2.2 nF / 400 V_AC</w:t>
             </w:r>
           </w:p>
         </w:tc>
@@ -2471,22 +2186,7 @@
           <w:color w:val="282C34"/>
           <w:sz w:val="21"/>
         </w:rPr>
-        <w:t>Top diodes (</w:t>
-      </w:r>
-      <w:r>
-        <w:rPr>
-          <w:i/>
-          <w:color w:val="145AA0"/>
-          <w:sz w:val="21"/>
-        </w:rPr>
-        <w:t>D_1, D_3, D_5</w:t>
-      </w:r>
-      <w:r>
-        <w:rPr>
-          <w:color w:val="282C34"/>
-          <w:sz w:val="21"/>
-        </w:rPr>
-        <w:t xml:space="preserve">) conduct whichever phase has the </w:t>
+        <w:t xml:space="preserve">Top diodes (D_1, D_3, D_5) conduct whichever phase has the </w:t>
       </w:r>
       <w:r>
         <w:rPr>
@@ -2515,22 +2215,7 @@
           <w:color w:val="282C34"/>
           <w:sz w:val="21"/>
         </w:rPr>
-        <w:t>Bottom diodes (</w:t>
-      </w:r>
-      <w:r>
-        <w:rPr>
-          <w:i/>
-          <w:color w:val="145AA0"/>
-          <w:sz w:val="21"/>
-        </w:rPr>
-        <w:t>D_4, D_6, D_2</w:t>
-      </w:r>
-      <w:r>
-        <w:rPr>
-          <w:color w:val="282C34"/>
-          <w:sz w:val="21"/>
-        </w:rPr>
-        <w:t xml:space="preserve">) conduct whichever phase has the </w:t>
+        <w:t xml:space="preserve">Bottom diodes (D_4, D_6, D_2) conduct whichever phase has the </w:t>
       </w:r>
       <w:r>
         <w:rPr>
@@ -2559,37 +2244,7 @@
           <w:color w:val="282C34"/>
           <w:sz w:val="21"/>
         </w:rPr>
-        <w:t xml:space="preserve">Commutation occurs naturally every </w:t>
-      </w:r>
-      <w:r>
-        <w:rPr>
-          <w:i/>
-          <w:color w:val="145AA0"/>
-          <w:sz w:val="21"/>
-        </w:rPr>
-        <w:t>60^\circ</w:t>
-      </w:r>
-      <w:r>
-        <w:rPr>
-          <w:color w:val="282C34"/>
-          <w:sz w:val="21"/>
-        </w:rPr>
-        <w:t xml:space="preserve"> (</w:t>
-      </w:r>
-      <w:r>
-        <w:rPr>
-          <w:i/>
-          <w:color w:val="145AA0"/>
-          <w:sz w:val="21"/>
-        </w:rPr>
-        <w:t>\frac{\pi{3</w:t>
-      </w:r>
-      <w:r>
-        <w:rPr>
-          <w:color w:val="282C34"/>
-          <w:sz w:val="21"/>
-        </w:rPr>
-        <w:t xml:space="preserve"> radians).</w:t>
+        <w:t>Commutation occurs naturally every 60° (π / 3 radians).</w:t>
       </w:r>
     </w:p>
     <w:p>
@@ -2614,32 +2269,50 @@
         <w:t>:</w:t>
       </w:r>
     </w:p>
-    <w:p>
-      <w:pPr>
-        <w:spacing w:after="80"/>
-      </w:pPr>
-      <w:r>
-        <w:rPr>
-          <w:i/>
-          <w:color w:val="145AA0"/>
-          <w:sz w:val="21"/>
-        </w:rPr>
-      </w:r>
-      <w:r>
-        <w:rPr>
-          <w:color w:val="282C34"/>
-          <w:sz w:val="21"/>
-        </w:rPr>
-        <w:t>f_{ripple} = 6 \cdot f_{line} = 6 \cdot 50\,\text{Hz} = 300\,\text{Hz}</w:t>
-      </w:r>
-      <w:r>
-        <w:rPr>
-          <w:i/>
-          <w:color w:val="145AA0"/>
-          <w:sz w:val="21"/>
-        </w:rPr>
-      </w:r>
-    </w:p>
+    <w:tbl>
+      <w:tblPr>
+        <w:tblW w:type="auto" w:w="0"/>
+        <w:jc w:val="center"/>
+        <w:tblLook w:firstColumn="1" w:firstRow="1" w:lastColumn="0" w:lastRow="0" w:noHBand="0" w:noVBand="1" w:val="04A0"/>
+      </w:tblPr>
+      <w:tblGrid>
+        <w:gridCol w:w="9792"/>
+      </w:tblGrid>
+      <w:tr>
+        <w:tc>
+          <w:tcPr>
+            <w:tcW w:type="dxa" w:w="9792"/>
+            <w:shd w:fill="F5F6F8"/>
+            <w:tcMar>
+              <w:top w:w="80" w:type="dxa"/>
+              <w:bottom w:w="80" w:type="dxa"/>
+              <w:left w:w="140" w:type="dxa"/>
+              <w:right w:w="140" w:type="dxa"/>
+            </w:tcMar>
+            <w:tcBorders>
+              <w:left w:val="single" w:sz="18" w:space="0" w:color="CBD5E0"/>
+              <w:top w:val="none"/>
+              <w:right w:val="none"/>
+              <w:bottom w:val="none"/>
+            </w:tcBorders>
+          </w:tcPr>
+          <w:p>
+            <w:pPr>
+              <w:spacing w:line="240" w:lineRule="auto" w:after="0"/>
+            </w:pPr>
+            <w:r>
+              <w:rPr>
+                <w:rFonts w:ascii="Consolas" w:hAnsi="Consolas"/>
+                <w:color w:val="2D3748"/>
+                <w:sz w:val="18"/>
+              </w:rPr>
+              <w:t>f_ripple = 6 * f_line = 6 * 50 Hz = 300 Hz</w:t>
+            </w:r>
+          </w:p>
+        </w:tc>
+      </w:tr>
+    </w:tbl>
+    <w:p/>
     <w:p>
       <w:pPr>
         <w:pStyle w:val="ListBullet"/>
@@ -2662,32 +2335,50 @@
         <w:t>:</w:t>
       </w:r>
     </w:p>
-    <w:p>
-      <w:pPr>
-        <w:spacing w:after="80"/>
-      </w:pPr>
-      <w:r>
-        <w:rPr>
-          <w:i/>
-          <w:color w:val="145AA0"/>
-          <w:sz w:val="21"/>
-        </w:rPr>
-      </w:r>
-      <w:r>
-        <w:rPr>
-          <w:color w:val="282C34"/>
-          <w:sz w:val="21"/>
-        </w:rPr>
-        <w:t>V_{dc,avg} = \frac{3 \sqrt{3}}{\pi} \cdot \hat{V}_{phase} = \frac{3}{\pi} \cdot \hat{V}_{line-line} \approx 1.35 \cdot V_{LL,rms}</w:t>
-      </w:r>
-      <w:r>
-        <w:rPr>
-          <w:i/>
-          <w:color w:val="145AA0"/>
-          <w:sz w:val="21"/>
-        </w:rPr>
-      </w:r>
-    </w:p>
+    <w:tbl>
+      <w:tblPr>
+        <w:tblW w:type="auto" w:w="0"/>
+        <w:jc w:val="center"/>
+        <w:tblLook w:firstColumn="1" w:firstRow="1" w:lastColumn="0" w:lastRow="0" w:noHBand="0" w:noVBand="1" w:val="04A0"/>
+      </w:tblPr>
+      <w:tblGrid>
+        <w:gridCol w:w="9792"/>
+      </w:tblGrid>
+      <w:tr>
+        <w:tc>
+          <w:tcPr>
+            <w:tcW w:type="dxa" w:w="9792"/>
+            <w:shd w:fill="F5F6F8"/>
+            <w:tcMar>
+              <w:top w:w="80" w:type="dxa"/>
+              <w:bottom w:w="80" w:type="dxa"/>
+              <w:left w:w="140" w:type="dxa"/>
+              <w:right w:w="140" w:type="dxa"/>
+            </w:tcMar>
+            <w:tcBorders>
+              <w:left w:val="single" w:sz="18" w:space="0" w:color="CBD5E0"/>
+              <w:top w:val="none"/>
+              <w:right w:val="none"/>
+              <w:bottom w:val="none"/>
+            </w:tcBorders>
+          </w:tcPr>
+          <w:p>
+            <w:pPr>
+              <w:spacing w:line="240" w:lineRule="auto" w:after="0"/>
+            </w:pPr>
+            <w:r>
+              <w:rPr>
+                <w:rFonts w:ascii="Consolas" w:hAnsi="Consolas"/>
+                <w:color w:val="2D3748"/>
+                <w:sz w:val="18"/>
+              </w:rPr>
+              <w:t>V_dc,avg = (3 sqrt(3)) / π * V_pk_phase = 3 / π * V_pk_line-line ≈ 1.35 * V_LL,rms</w:t>
+            </w:r>
+          </w:p>
+        </w:tc>
+      </w:tr>
+    </w:tbl>
+    <w:p/>
     <w:p>
       <w:pPr>
         <w:spacing w:after="80"/>
@@ -2698,7 +2389,7 @@
           <w:color w:val="282C34"/>
           <w:sz w:val="21"/>
         </w:rPr>
-        <w:t>(For $400\,\text{V}_{rms}$ three-phase grid, $V_{dc,avg} \approx 540\,\text{V}$ DC).</w:t>
+        <w:t>(For 400 V_rms three-phase grid, V_dc,avg ≈ 540 V DC).</w:t>
       </w:r>
     </w:p>
     <w:p>
@@ -2731,37 +2422,7 @@
           <w:color w:val="282C34"/>
           <w:sz w:val="21"/>
         </w:rPr>
-        <w:t xml:space="preserve">When a bulk capacitor </w:t>
-      </w:r>
-      <w:r>
-        <w:rPr>
-          <w:i/>
-          <w:color w:val="145AA0"/>
-          <w:sz w:val="21"/>
-        </w:rPr>
-        <w:t>C_{bulk</w:t>
-      </w:r>
-      <w:r>
-        <w:rPr>
-          <w:color w:val="282C34"/>
-          <w:sz w:val="21"/>
-        </w:rPr>
-        <w:t xml:space="preserve"> is connected across the rectifier output to smooth the DC rail, the diodes do not conduct for the full half-cycle (</w:t>
-      </w:r>
-      <w:r>
-        <w:rPr>
-          <w:i/>
-          <w:color w:val="145AA0"/>
-          <w:sz w:val="21"/>
-        </w:rPr>
-        <w:t>180^\circ</w:t>
-      </w:r>
-      <w:r>
-        <w:rPr>
-          <w:color w:val="282C34"/>
-          <w:sz w:val="21"/>
-        </w:rPr>
-        <w:t>):</w:t>
+        <w:t>When a bulk capacitor C_bulk is connected across the rectifier output to smooth the DC rail, the diodes do not conduct for the full half-cycle (180°):</w:t>
       </w:r>
     </w:p>
     <w:tbl>
@@ -2842,24 +2503,7 @@
           <w:color w:val="4682B4"/>
           <w:sz w:val="24"/>
         </w:rPr>
-        <w:t>2.1 The Physics of Narrow Conduction Angles (</w:t>
-      </w:r>
-      <w:r>
-        <w:rPr>
-          <w:b/>
-          <w:i/>
-          <w:color w:val="145AA0"/>
-          <w:sz w:val="24"/>
-        </w:rPr>
-        <w:t>\theta_c</w:t>
-      </w:r>
-      <w:r>
-        <w:rPr>
-          <w:b/>
-          <w:color w:val="4682B4"/>
-          <w:sz w:val="24"/>
-        </w:rPr>
-        <w:t>):</w:t>
+        <w:t>2.1 The Physics of Narrow Conduction Angles (θ_c):</w:t>
       </w:r>
     </w:p>
     <w:p>
@@ -2873,22 +2517,7 @@
           <w:color w:val="282C34"/>
           <w:sz w:val="21"/>
         </w:rPr>
-        <w:t xml:space="preserve">The diodes can only conduct when the input AC voltage exceeds the capacitor voltage: </w:t>
-      </w:r>
-      <w:r>
-        <w:rPr>
-          <w:i/>
-          <w:color w:val="145AA0"/>
-          <w:sz w:val="21"/>
-        </w:rPr>
-        <w:t>v_{ac(t) &gt; v_{cap(t)</w:t>
-      </w:r>
-      <w:r>
-        <w:rPr>
-          <w:color w:val="282C34"/>
-          <w:sz w:val="21"/>
-        </w:rPr>
-        <w:t>.</w:t>
+        <w:t>The diodes can only conduct when the input AC voltage exceeds the capacitor voltage: v_ac(t) &gt; v_cap(t).</w:t>
       </w:r>
     </w:p>
     <w:p>
@@ -2916,22 +2545,7 @@
           <w:color w:val="282C34"/>
           <w:sz w:val="21"/>
         </w:rPr>
-        <w:t xml:space="preserve">Near the voltage crest, the diode turns ON for a brief interval </w:t>
-      </w:r>
-      <w:r>
-        <w:rPr>
-          <w:i/>
-          <w:color w:val="145AA0"/>
-          <w:sz w:val="21"/>
-        </w:rPr>
-        <w:t>\theta_c \approx 30^\circ \dots 60^\circ</w:t>
-      </w:r>
-      <w:r>
-        <w:rPr>
-          <w:color w:val="282C34"/>
-          <w:sz w:val="21"/>
-        </w:rPr>
-        <w:t>.</w:t>
+        <w:t>Near the voltage crest, the diode turns ON for a brief interval θ_c ≈ 30° ... 60°.</w:t>
       </w:r>
     </w:p>
     <w:p>
@@ -2953,37 +2567,7 @@
           <w:color w:val="282C34"/>
           <w:sz w:val="21"/>
         </w:rPr>
-        <w:t>: The entire charge needed to supply the load for a full half-cycle (</w:t>
-      </w:r>
-      <w:r>
-        <w:rPr>
-          <w:i/>
-          <w:color w:val="145AA0"/>
-          <w:sz w:val="21"/>
-        </w:rPr>
-        <w:t>10\,ms</w:t>
-      </w:r>
-      <w:r>
-        <w:rPr>
-          <w:color w:val="282C34"/>
-          <w:sz w:val="21"/>
-        </w:rPr>
-        <w:t xml:space="preserve">) must be delivered in just </w:t>
-      </w:r>
-      <w:r>
-        <w:rPr>
-          <w:i/>
-          <w:color w:val="145AA0"/>
-          <w:sz w:val="21"/>
-        </w:rPr>
-        <w:t>1.5 \dots 3\,ms</w:t>
-      </w:r>
-      <w:r>
-        <w:rPr>
-          <w:color w:val="282C34"/>
-          <w:sz w:val="21"/>
-        </w:rPr>
-        <w:t>!</w:t>
+        <w:t>: The entire charge needed to supply the load for a full half-cycle (10 ms) must be delivered in just 1.5 ... 3 ms!</w:t>
       </w:r>
     </w:p>
     <w:p>
@@ -2997,22 +2581,7 @@
           <w:color w:val="282C34"/>
           <w:sz w:val="21"/>
         </w:rPr>
-        <w:t xml:space="preserve">The diode peak current </w:t>
-      </w:r>
-      <w:r>
-        <w:rPr>
-          <w:i/>
-          <w:color w:val="145AA0"/>
-          <w:sz w:val="21"/>
-        </w:rPr>
-        <w:t>I_{pk</w:t>
-      </w:r>
-      <w:r>
-        <w:rPr>
-          <w:color w:val="282C34"/>
-          <w:sz w:val="21"/>
-        </w:rPr>
-        <w:t xml:space="preserve"> spikes to </w:t>
+        <w:t xml:space="preserve">The diode peak current I_pk spikes to </w:t>
       </w:r>
       <w:r>
         <w:rPr>
@@ -3020,7 +2589,7 @@
           <w:color w:val="282C34"/>
           <w:sz w:val="21"/>
         </w:rPr>
-        <w:t>$5 \dots 10 \times$ the average load current</w:t>
+        <w:t>5 ... 10 * the average load current</w:t>
       </w:r>
       <w:r>
         <w:rPr>
@@ -3041,15 +2610,7 @@
           <w:color w:val="282C34"/>
           <w:sz w:val="21"/>
         </w:rPr>
-        <w:t xml:space="preserve">Severe crest factor: </w:t>
-      </w:r>
-      <w:r>
-        <w:rPr>
-          <w:i/>
-          <w:color w:val="145AA0"/>
-          <w:sz w:val="21"/>
-        </w:rPr>
-        <w:t>CF = \frac{I_{pk{I_{rms ≥ 3.0</w:t>
+        <w:t>Severe crest factor: CF = I_pk / I_rms &gt;= 3.0</w:t>
       </w:r>
     </w:p>
     <w:p>
@@ -3063,15 +2624,7 @@
           <w:color w:val="282C34"/>
           <w:sz w:val="21"/>
         </w:rPr>
-        <w:t xml:space="preserve">High total harmonic distortion: </w:t>
-      </w:r>
-      <w:r>
-        <w:rPr>
-          <w:i/>
-          <w:color w:val="145AA0"/>
-          <w:sz w:val="21"/>
-        </w:rPr>
-        <w:t>THD_i ≥ 80\% \dots 120\%</w:t>
+        <w:t>High total harmonic distortion: THD_i &gt;= 80\% ... 120\%</w:t>
       </w:r>
     </w:p>
     <w:p>
@@ -3085,22 +2638,7 @@
           <w:color w:val="282C34"/>
           <w:sz w:val="21"/>
         </w:rPr>
-        <w:t xml:space="preserve">Poor power factor: </w:t>
-      </w:r>
-      <w:r>
-        <w:rPr>
-          <w:i/>
-          <w:color w:val="145AA0"/>
-          <w:sz w:val="21"/>
-        </w:rPr>
-        <w:t>PF \approx 0.55 \dots 0.65</w:t>
-      </w:r>
-      <w:r>
-        <w:rPr>
-          <w:color w:val="282C34"/>
-          <w:sz w:val="21"/>
-        </w:rPr>
-        <w:t xml:space="preserve"> lagging.</w:t>
+        <w:t>Poor power factor: PF ≈ 0.55 ... 0.65 lagging.</w:t>
       </w:r>
     </w:p>
     <w:p>
@@ -3134,24 +2672,7 @@
           <w:color w:val="4682B4"/>
           <w:sz w:val="24"/>
         </w:rPr>
-        <w:t>3.1 Bulk Capacitor Sizing for Specified Ripple (</w:t>
-      </w:r>
-      <w:r>
-        <w:rPr>
-          <w:b/>
-          <w:i/>
-          <w:color w:val="145AA0"/>
-          <w:sz w:val="24"/>
-        </w:rPr>
-        <w:t>\Delta V_{ripple</w:t>
-      </w:r>
-      <w:r>
-        <w:rPr>
-          <w:b/>
-          <w:color w:val="4682B4"/>
-          <w:sz w:val="24"/>
-        </w:rPr>
-        <w:t>):</w:t>
+        <w:t>3.1 Bulk Capacitor Sizing for Specified Ripple (Δ V_ripple):</w:t>
       </w:r>
     </w:p>
     <w:p>
@@ -3163,65 +2684,53 @@
           <w:color w:val="282C34"/>
           <w:sz w:val="21"/>
         </w:rPr>
-        <w:t xml:space="preserve">Assuming the capacitor discharges into load </w:t>
-      </w:r>
-      <w:r>
-        <w:rPr>
-          <w:i/>
-          <w:color w:val="145AA0"/>
-          <w:sz w:val="21"/>
-        </w:rPr>
-        <w:t>P_o</w:t>
-      </w:r>
-      <w:r>
-        <w:rPr>
-          <w:color w:val="282C34"/>
-          <w:sz w:val="21"/>
-        </w:rPr>
-        <w:t xml:space="preserve"> during the discharge time </w:t>
-      </w:r>
-      <w:r>
-        <w:rPr>
-          <w:i/>
-          <w:color w:val="145AA0"/>
-          <w:sz w:val="21"/>
-        </w:rPr>
-        <w:t>t_{dis \approx \frac{1{2 f_{line</w:t>
-      </w:r>
-      <w:r>
-        <w:rPr>
-          <w:color w:val="282C34"/>
-          <w:sz w:val="21"/>
-        </w:rPr>
-        <w:t>:</w:t>
+        <w:t>Assuming the capacitor discharges into load P_o during the discharge time t_dis ≈ 1 / (2 f_line):</w:t>
       </w:r>
     </w:p>
-    <w:p>
-      <w:pPr>
-        <w:spacing w:after="80"/>
-      </w:pPr>
-      <w:r>
-        <w:rPr>
-          <w:i/>
-          <w:color w:val="145AA0"/>
-          <w:sz w:val="21"/>
-        </w:rPr>
-      </w:r>
-      <w:r>
-        <w:rPr>
-          <w:color w:val="282C34"/>
-          <w:sz w:val="21"/>
-        </w:rPr>
-        <w:t>C_{bulk} \ge \frac{P_o}{2 \cdot f_{line} \cdot V_{dc,pk} \cdot \Delta V_{ripple}} = \frac{I_{dc,load}}{2 \cdot f_{line} \cdot \Delta V_{ripple}}</w:t>
-      </w:r>
-      <w:r>
-        <w:rPr>
-          <w:i/>
-          <w:color w:val="145AA0"/>
-          <w:sz w:val="21"/>
-        </w:rPr>
-      </w:r>
-    </w:p>
+    <w:tbl>
+      <w:tblPr>
+        <w:tblW w:type="auto" w:w="0"/>
+        <w:jc w:val="center"/>
+        <w:tblLook w:firstColumn="1" w:firstRow="1" w:lastColumn="0" w:lastRow="0" w:noHBand="0" w:noVBand="1" w:val="04A0"/>
+      </w:tblPr>
+      <w:tblGrid>
+        <w:gridCol w:w="9792"/>
+      </w:tblGrid>
+      <w:tr>
+        <w:tc>
+          <w:tcPr>
+            <w:tcW w:type="dxa" w:w="9792"/>
+            <w:shd w:fill="F5F6F8"/>
+            <w:tcMar>
+              <w:top w:w="80" w:type="dxa"/>
+              <w:bottom w:w="80" w:type="dxa"/>
+              <w:left w:w="140" w:type="dxa"/>
+              <w:right w:w="140" w:type="dxa"/>
+            </w:tcMar>
+            <w:tcBorders>
+              <w:left w:val="single" w:sz="18" w:space="0" w:color="CBD5E0"/>
+              <w:top w:val="none"/>
+              <w:right w:val="none"/>
+              <w:bottom w:val="none"/>
+            </w:tcBorders>
+          </w:tcPr>
+          <w:p>
+            <w:pPr>
+              <w:spacing w:line="240" w:lineRule="auto" w:after="0"/>
+            </w:pPr>
+            <w:r>
+              <w:rPr>
+                <w:rFonts w:ascii="Consolas" w:hAnsi="Consolas"/>
+                <w:color w:val="2D3748"/>
+                <w:sz w:val="18"/>
+              </w:rPr>
+              <w:t>C_bulk &gt;= P_o / (2 * f_line * V_dc,pk * Δ V_ripple) = I_dc,load / (2 * f_line * Δ V_ripple)</w:t>
+            </w:r>
+          </w:p>
+        </w:tc>
+      </w:tr>
+    </w:tbl>
+    <w:p/>
     <w:p>
       <w:pPr>
         <w:spacing w:after="80"/>
@@ -3242,26 +2751,10 @@
       </w:pPr>
       <w:r>
         <w:rPr>
-          <w:i/>
-          <w:color w:val="145AA0"/>
-          <w:sz w:val="21"/>
-        </w:rPr>
-        <w:t>f_{line = 50\,Hz</w:t>
-      </w:r>
-      <w:r>
-        <w:rPr>
           <w:color w:val="282C34"/>
           <w:sz w:val="21"/>
         </w:rPr>
-        <w:t xml:space="preserve"> or </w:t>
-      </w:r>
-      <w:r>
-        <w:rPr>
-          <w:i/>
-          <w:color w:val="145AA0"/>
-          <w:sz w:val="21"/>
-        </w:rPr>
-        <w:t>60\,Hz</w:t>
+        <w:t>f_line = 50 Hz or 60 Hz</w:t>
       </w:r>
     </w:p>
     <w:p>
@@ -3272,11 +2765,10 @@
       </w:pPr>
       <w:r>
         <w:rPr>
-          <w:i/>
-          <w:color w:val="145AA0"/>
+          <w:color w:val="282C34"/>
           <w:sz w:val="21"/>
         </w:rPr>
-        <w:t>V_{dc,pk = \sqrt{2 \cdot V_{ac,rms</w:t>
+        <w:t>V_dc,pk = sqrt(2) * V_ac,rms</w:t>
       </w:r>
     </w:p>
     <w:p>
@@ -3287,33 +2779,10 @@
       </w:pPr>
       <w:r>
         <w:rPr>
-          <w:i/>
-          <w:color w:val="145AA0"/>
-          <w:sz w:val="21"/>
-        </w:rPr>
-        <w:t>\Delta V_{ripple</w:t>
-      </w:r>
-      <w:r>
-        <w:rPr>
           <w:color w:val="282C34"/>
           <w:sz w:val="21"/>
         </w:rPr>
-        <w:t xml:space="preserve"> is the allowable peak-to-peak DC ripple voltage (typically </w:t>
-      </w:r>
-      <w:r>
-        <w:rPr>
-          <w:i/>
-          <w:color w:val="145AA0"/>
-          <w:sz w:val="21"/>
-        </w:rPr>
-        <w:t>5\% \dots 10\% \cdot V_{dc,pk</w:t>
-      </w:r>
-      <w:r>
-        <w:rPr>
-          <w:color w:val="282C34"/>
-          <w:sz w:val="21"/>
-        </w:rPr>
-        <w:t>).</w:t>
+        <w:t>Δ V_ripple is the allowable peak-to-peak DC ripple voltage (typically 5\% ... 10\% * V_dc,pk).</w:t>
       </w:r>
     </w:p>
     <w:p>
@@ -3329,58 +2798,94 @@
         <w:t>3.2 Diode Peak &amp; RMS Current Stresses:</w:t>
       </w:r>
     </w:p>
-    <w:p>
-      <w:pPr>
-        <w:spacing w:after="80"/>
-      </w:pPr>
-      <w:r>
-        <w:rPr>
-          <w:i/>
-          <w:color w:val="145AA0"/>
-          <w:sz w:val="21"/>
-        </w:rPr>
-      </w:r>
-      <w:r>
-        <w:rPr>
-          <w:color w:val="282C34"/>
-          <w:sz w:val="21"/>
-        </w:rPr>
-        <w:t>I_{diode,pk} \approx I_{dc} \cdot \frac{\pi}{\theta_c}</w:t>
-      </w:r>
-      <w:r>
-        <w:rPr>
-          <w:i/>
-          <w:color w:val="145AA0"/>
-          <w:sz w:val="21"/>
-        </w:rPr>
-      </w:r>
-    </w:p>
-    <w:p>
-      <w:pPr>
-        <w:spacing w:after="80"/>
-      </w:pPr>
-      <w:r>
-        <w:rPr>
-          <w:i/>
-          <w:color w:val="145AA0"/>
-          <w:sz w:val="21"/>
-        </w:rPr>
-      </w:r>
-      <w:r>
-        <w:rPr>
-          <w:color w:val="282C34"/>
-          <w:sz w:val="21"/>
-        </w:rPr>
-        <w:t>I_{diode,rms} \approx I_{dc} \cdot \sqrt{\frac{\pi}{2 \theta_c}}</w:t>
-      </w:r>
-      <w:r>
-        <w:rPr>
-          <w:i/>
-          <w:color w:val="145AA0"/>
-          <w:sz w:val="21"/>
-        </w:rPr>
-      </w:r>
-    </w:p>
+    <w:tbl>
+      <w:tblPr>
+        <w:tblW w:type="auto" w:w="0"/>
+        <w:jc w:val="center"/>
+        <w:tblLook w:firstColumn="1" w:firstRow="1" w:lastColumn="0" w:lastRow="0" w:noHBand="0" w:noVBand="1" w:val="04A0"/>
+      </w:tblPr>
+      <w:tblGrid>
+        <w:gridCol w:w="9792"/>
+      </w:tblGrid>
+      <w:tr>
+        <w:tc>
+          <w:tcPr>
+            <w:tcW w:type="dxa" w:w="9792"/>
+            <w:shd w:fill="F5F6F8"/>
+            <w:tcMar>
+              <w:top w:w="80" w:type="dxa"/>
+              <w:bottom w:w="80" w:type="dxa"/>
+              <w:left w:w="140" w:type="dxa"/>
+              <w:right w:w="140" w:type="dxa"/>
+            </w:tcMar>
+            <w:tcBorders>
+              <w:left w:val="single" w:sz="18" w:space="0" w:color="CBD5E0"/>
+              <w:top w:val="none"/>
+              <w:right w:val="none"/>
+              <w:bottom w:val="none"/>
+            </w:tcBorders>
+          </w:tcPr>
+          <w:p>
+            <w:pPr>
+              <w:spacing w:line="240" w:lineRule="auto" w:after="0"/>
+            </w:pPr>
+            <w:r>
+              <w:rPr>
+                <w:rFonts w:ascii="Consolas" w:hAnsi="Consolas"/>
+                <w:color w:val="2D3748"/>
+                <w:sz w:val="18"/>
+              </w:rPr>
+              <w:t>I_diode,pk ≈ I_dc * π / θ_c</w:t>
+            </w:r>
+          </w:p>
+        </w:tc>
+      </w:tr>
+    </w:tbl>
+    <w:p/>
+    <w:tbl>
+      <w:tblPr>
+        <w:tblW w:type="auto" w:w="0"/>
+        <w:jc w:val="center"/>
+        <w:tblLook w:firstColumn="1" w:firstRow="1" w:lastColumn="0" w:lastRow="0" w:noHBand="0" w:noVBand="1" w:val="04A0"/>
+      </w:tblPr>
+      <w:tblGrid>
+        <w:gridCol w:w="9792"/>
+      </w:tblGrid>
+      <w:tr>
+        <w:tc>
+          <w:tcPr>
+            <w:tcW w:type="dxa" w:w="9792"/>
+            <w:shd w:fill="F5F6F8"/>
+            <w:tcMar>
+              <w:top w:w="80" w:type="dxa"/>
+              <w:bottom w:w="80" w:type="dxa"/>
+              <w:left w:w="140" w:type="dxa"/>
+              <w:right w:w="140" w:type="dxa"/>
+            </w:tcMar>
+            <w:tcBorders>
+              <w:left w:val="single" w:sz="18" w:space="0" w:color="CBD5E0"/>
+              <w:top w:val="none"/>
+              <w:right w:val="none"/>
+              <w:bottom w:val="none"/>
+            </w:tcBorders>
+          </w:tcPr>
+          <w:p>
+            <w:pPr>
+              <w:spacing w:line="240" w:lineRule="auto" w:after="0"/>
+            </w:pPr>
+            <w:r>
+              <w:rPr>
+                <w:rFonts w:ascii="Consolas" w:hAnsi="Consolas"/>
+                <w:color w:val="2D3748"/>
+                <w:sz w:val="18"/>
+              </w:rPr>
+              <w:t>I_diode,rms ≈ I_dc * sqrt(π / (2 θ_c))</w:t>
+            </w:r>
+          </w:p>
+        </w:tc>
+      </w:tr>
+    </w:tbl>
+    <w:p/>
     <w:p>
       <w:pPr>
         <w:spacing w:after="80"/>
@@ -3398,37 +2903,7 @@
           <w:color w:val="282C34"/>
           <w:sz w:val="21"/>
         </w:rPr>
-        <w:t>: Specify diodes whose non-repetitive peak forward surge current rating (</w:t>
-      </w:r>
-      <w:r>
-        <w:rPr>
-          <w:i/>
-          <w:color w:val="145AA0"/>
-          <w:sz w:val="21"/>
-        </w:rPr>
-        <w:t>I_{FSM</w:t>
-      </w:r>
-      <w:r>
-        <w:rPr>
-          <w:color w:val="282C34"/>
-          <w:sz w:val="21"/>
-        </w:rPr>
-        <w:t xml:space="preserve">) is at least </w:t>
-      </w:r>
-      <w:r>
-        <w:rPr>
-          <w:i/>
-          <w:color w:val="145AA0"/>
-          <w:sz w:val="21"/>
-        </w:rPr>
-        <w:t>10 \dots 20 ×</w:t>
-      </w:r>
-      <w:r>
-        <w:rPr>
-          <w:color w:val="282C34"/>
-          <w:sz w:val="21"/>
-        </w:rPr>
-        <w:t xml:space="preserve"> rated DC load current.</w:t>
+        <w:t>: Specify diodes whose non-repetitive peak forward surge current rating (I_FSM) is at least 10 ... 20 * rated DC load current.</w:t>
       </w:r>
     </w:p>
     <w:p>
@@ -3523,52 +2998,7 @@
           <w:color w:val="282C34"/>
           <w:sz w:val="21"/>
         </w:rPr>
-        <w:t>: When first plugged into AC mains at peak voltage (</w:t>
-      </w:r>
-      <w:r>
-        <w:rPr>
-          <w:i/>
-          <w:color w:val="145AA0"/>
-          <w:sz w:val="21"/>
-        </w:rPr>
-        <w:t>v_{ac = 325\,V</w:t>
-      </w:r>
-      <w:r>
-        <w:rPr>
-          <w:color w:val="282C34"/>
-          <w:sz w:val="21"/>
-        </w:rPr>
-        <w:t>), the uncharged bulk capacitor looks like an absolute short circuit (</w:t>
-      </w:r>
-      <w:r>
-        <w:rPr>
-          <w:i/>
-          <w:color w:val="145AA0"/>
-          <w:sz w:val="21"/>
-        </w:rPr>
-        <w:t>Z_{cap \approx 0\,\Omega</w:t>
-      </w:r>
-      <w:r>
-        <w:rPr>
-          <w:color w:val="282C34"/>
-          <w:sz w:val="21"/>
-        </w:rPr>
-        <w:t xml:space="preserve">). Inrush current is limited only by line impedance, easily exceeding </w:t>
-      </w:r>
-      <w:r>
-        <w:rPr>
-          <w:i/>
-          <w:color w:val="145AA0"/>
-          <w:sz w:val="21"/>
-        </w:rPr>
-        <w:t>100\,A \dots 200\,A</w:t>
-      </w:r>
-      <w:r>
-        <w:rPr>
-          <w:color w:val="282C34"/>
-          <w:sz w:val="21"/>
-        </w:rPr>
-        <w:t>, which can weld switch contacts and trip circuit breakers.</w:t>
+        <w:t>: When first plugged into AC mains at peak voltage (v_ac = 325 V), the uncharged bulk capacitor looks like an absolute short circuit (Z_cap ≈ 0 Ω). Inrush current is limited only by line impedance, easily exceeding 100 A ... 200 A, which can weld switch contacts and trip circuit breakers.</w:t>
       </w:r>
     </w:p>
     <w:p>
@@ -3590,52 +3020,7 @@
           <w:color w:val="282C34"/>
           <w:sz w:val="21"/>
         </w:rPr>
-        <w:t>: A Negative Temperature Coefficient thermistor has high resistance when cold (</w:t>
-      </w:r>
-      <w:r>
-        <w:rPr>
-          <w:i/>
-          <w:color w:val="145AA0"/>
-          <w:sz w:val="21"/>
-        </w:rPr>
-        <w:t>5 \dots 10\,\Omega</w:t>
-      </w:r>
-      <w:r>
-        <w:rPr>
-          <w:color w:val="282C34"/>
-          <w:sz w:val="21"/>
-        </w:rPr>
-        <w:t xml:space="preserve">), limiting inrush to </w:t>
-      </w:r>
-      <w:r>
-        <w:rPr>
-          <w:i/>
-          <w:color w:val="145AA0"/>
-          <w:sz w:val="21"/>
-        </w:rPr>
-        <w:t>I_{inrush = \frac{325\,V{10\,\Omega = 32.5\,A</w:t>
-      </w:r>
-      <w:r>
-        <w:rPr>
-          <w:color w:val="282C34"/>
-          <w:sz w:val="21"/>
-        </w:rPr>
-        <w:t xml:space="preserve">. Once running, load current heats the NTC, dropping its resistance to </w:t>
-      </w:r>
-      <w:r>
-        <w:rPr>
-          <w:i/>
-          <w:color w:val="145AA0"/>
-          <w:sz w:val="21"/>
-        </w:rPr>
-        <w:t>&lt; 0.5\,\Omega</w:t>
-      </w:r>
-      <w:r>
-        <w:rPr>
-          <w:color w:val="282C34"/>
-          <w:sz w:val="21"/>
-        </w:rPr>
-        <w:t>.</w:t>
+        <w:t>: A Negative Temperature Coefficient thermistor has high resistance when cold (5 ... 10 Ω), limiting inrush to I_inrush = 325 V / 10 Ω = 32.5 A. Once running, load current heats the NTC, dropping its resistance to &lt; 0.5 Ω.</w:t>
       </w:r>
     </w:p>
     <w:p>
@@ -3694,52 +3079,7 @@
           <w:color w:val="282C34"/>
           <w:sz w:val="21"/>
         </w:rPr>
-        <w:t>: Mandatory for industrial power electronics. A ceramic wirewound resistor (</w:t>
-      </w:r>
-      <w:r>
-        <w:rPr>
-          <w:i/>
-          <w:color w:val="145AA0"/>
-          <w:sz w:val="21"/>
-        </w:rPr>
-        <w:t>20 \dots 50\,\Omega</w:t>
-      </w:r>
-      <w:r>
-        <w:rPr>
-          <w:color w:val="282C34"/>
-          <w:sz w:val="21"/>
-        </w:rPr>
-        <w:t xml:space="preserve">) limits initial charging. Once </w:t>
-      </w:r>
-      <w:r>
-        <w:rPr>
-          <w:i/>
-          <w:color w:val="145AA0"/>
-          <w:sz w:val="21"/>
-        </w:rPr>
-        <w:t>C_{bulk</w:t>
-      </w:r>
-      <w:r>
-        <w:rPr>
-          <w:color w:val="282C34"/>
-          <w:sz w:val="21"/>
-        </w:rPr>
-        <w:t xml:space="preserve"> reaches </w:t>
-      </w:r>
-      <w:r>
-        <w:rPr>
-          <w:i/>
-          <w:color w:val="145AA0"/>
-          <w:sz w:val="21"/>
-        </w:rPr>
-        <w:t>80\% \dots 90\%</w:t>
-      </w:r>
-      <w:r>
-        <w:rPr>
-          <w:color w:val="282C34"/>
-          <w:sz w:val="21"/>
-        </w:rPr>
-        <w:t xml:space="preserve"> of peak voltage, a microcontroller or analog timer closes an electromechanical relay across the resistor, eliminating continuous resistor power dissipation.</w:t>
+        <w:t>: Mandatory for industrial power electronics. A ceramic wirewound resistor (20 ... 50 Ω) limits initial charging. Once C_bulk reaches 80\% ... 90\% of peak voltage, a microcontroller or analog timer closes an electromechanical relay across the resistor, eliminating continuous resistor power dissipation.</w:t>
       </w:r>
     </w:p>
     <w:sectPr>
